--- a/klagomål/A 24591-2026 FSC-klagomål.docx
+++ b/klagomål/A 24591-2026 FSC-klagomål.docx
@@ -1118,7 +1118,7 @@
     <w:r>
       <w:tab/>
       <w:tab/>
-      <w:t>2026-06-15</w:t>
+      <w:t>2026-06-16</w:t>
       <w:br/>
       <w:br/>
     </w:r>

--- a/klagomål/A 24591-2026 FSC-klagomål.docx
+++ b/klagomål/A 24591-2026 FSC-klagomål.docx
@@ -1118,7 +1118,7 @@
     <w:r>
       <w:tab/>
       <w:tab/>
-      <w:t>2026-06-16</w:t>
+      <w:t>2026-06-17</w:t>
       <w:br/>
       <w:br/>
     </w:r>

--- a/klagomål/A 24591-2026 FSC-klagomål.docx
+++ b/klagomål/A 24591-2026 FSC-klagomål.docx
@@ -1,6 +1,6 @@
 
 <file path=word/document.xml><?xml version="1.0" encoding="utf-8"?>
-<w:document xmlns:wpc="http://schemas.microsoft.com/office/word/2010/wordprocessingCanvas" xmlns:cx="http://schemas.microsoft.com/office/drawing/2014/chartex" xmlns:cx1="http://schemas.microsoft.com/office/drawing/2015/9/8/chartex" xmlns:cx2="http://schemas.microsoft.com/office/drawing/2015/10/21/chartex" xmlns:cx3="http://schemas.microsoft.com/office/drawing/2016/5/9/chartex" xmlns:cx4="http://schemas.microsoft.com/office/drawing/2016/5/10/chartex" xmlns:cx5="http://schemas.microsoft.com/office/drawing/2016/5/11/chartex" xmlns:cx6="http://schemas.microsoft.com/office/drawing/2016/5/12/chartex" xmlns:cx7="http://schemas.microsoft.com/office/drawing/2016/5/13/chartex" xmlns:cx8="http://schemas.microsoft.com/office/drawing/2016/5/14/chartex" xmlns:mc="http://schemas.openxmlformats.org/markup-compatibility/2006" xmlns:aink="http://schemas.microsoft.com/office/drawing/2016/ink" xmlns:am3d="http://schemas.microsoft.com/office/drawing/2017/model3d" xmlns:o="urn:schemas-microsoft-com:office:office" xmlns:oel="http://schemas.microsoft.com/office/2019/extlst" xmlns:r="http://schemas.openxmlformats.org/officeDocument/2006/relationships" xmlns:m="http://schemas.openxmlformats.org/officeDocument/2006/math" xmlns:v="urn:schemas-microsoft-com:vml" xmlns:wp14="http://schemas.microsoft.com/office/word/2010/wordprocessingDrawing" xmlns:wp="http://schemas.openxmlformats.org/drawingml/2006/wordprocessingDrawing" xmlns:w10="urn:schemas-microsoft-com:office:word" xmlns:w="http://schemas.openxmlformats.org/wordprocessingml/2006/main" xmlns:w14="http://schemas.microsoft.com/office/word/2010/wordml" xmlns:w15="http://schemas.microsoft.com/office/word/2012/wordml" xmlns:w16cex="http://schemas.microsoft.com/office/word/2018/wordml/cex" xmlns:w16cid="http://schemas.microsoft.com/office/word/2016/wordml/cid" xmlns:w16="http://schemas.microsoft.com/office/word/2018/wordml" xmlns:w16sdtdh="http://schemas.microsoft.com/office/word/2020/wordml/sdtdatahash" xmlns:w16se="http://schemas.microsoft.com/office/word/2015/wordml/symex" xmlns:wpg="http://schemas.microsoft.com/office/word/2010/wordprocessingGroup" xmlns:wpi="http://schemas.microsoft.com/office/word/2010/wordprocessingInk" xmlns:wne="http://schemas.microsoft.com/office/word/2006/wordml" xmlns:wps="http://schemas.microsoft.com/office/word/2010/wordprocessingShape" mc:Ignorable="w14 w15 w16se w16cid w16 w16cex w16sdtdh wp14">
+<w:document xmlns:wpc="http://schemas.microsoft.com/office/word/2010/wordprocessingCanvas" xmlns:cx="http://schemas.microsoft.com/office/drawing/2014/chartex" xmlns:cx1="http://schemas.microsoft.com/office/drawing/2015/9/8/chartex" xmlns:cx2="http://schemas.microsoft.com/office/drawing/2015/10/21/chartex" xmlns:cx3="http://schemas.microsoft.com/office/drawing/2016/5/9/chartex" xmlns:cx4="http://schemas.microsoft.com/office/drawing/2016/5/10/chartex" xmlns:cx5="http://schemas.microsoft.com/office/drawing/2016/5/11/chartex" xmlns:cx6="http://schemas.microsoft.com/office/drawing/2016/5/12/chartex" xmlns:cx7="http://schemas.microsoft.com/office/drawing/2016/5/13/chartex" xmlns:cx8="http://schemas.microsoft.com/office/drawing/2016/5/14/chartex" xmlns:mc="http://schemas.openxmlformats.org/markup-compatibility/2006" xmlns:aink="http://schemas.microsoft.com/office/drawing/2016/ink" xmlns:am3d="http://schemas.microsoft.com/office/drawing/2017/model3d" xmlns:o="urn:schemas-microsoft-com:office:office" xmlns:oel="http://schemas.microsoft.com/office/2019/extlst" xmlns:r="http://schemas.openxmlformats.org/officeDocument/2006/relationships" xmlns:m="http://schemas.openxmlformats.org/officeDocument/2006/math" xmlns:v="urn:schemas-microsoft-com:vml" xmlns:wp14="http://schemas.microsoft.com/office/word/2010/wordprocessingDrawing" xmlns:wp="http://schemas.openxmlformats.org/drawingml/2006/wordprocessingDrawing" xmlns:w10="urn:schemas-microsoft-com:office:word" xmlns:w="http://schemas.openxmlformats.org/wordprocessingml/2006/main" xmlns:w14="http://schemas.microsoft.com/office/word/2010/wordml" xmlns:w15="http://schemas.microsoft.com/office/word/2012/wordml" xmlns:w16cex="http://schemas.microsoft.com/office/word/2018/wordml/cex" xmlns:w16cid="http://schemas.microsoft.com/office/word/2016/wordml/cid" xmlns:w16="http://schemas.microsoft.com/office/word/2018/wordml" xmlns:w16du="http://schemas.microsoft.com/office/word/2023/wordml/word16du" xmlns:w16sdtdh="http://schemas.microsoft.com/office/word/2020/wordml/sdtdatahash" xmlns:w16sdtfl="http://schemas.microsoft.com/office/word/2024/wordml/sdtformatlock" xmlns:w16se="http://schemas.microsoft.com/office/word/2015/wordml/symex" xmlns:wpg="http://schemas.microsoft.com/office/word/2010/wordprocessingGroup" xmlns:wpi="http://schemas.microsoft.com/office/word/2010/wordprocessingInk" xmlns:wne="http://schemas.microsoft.com/office/word/2006/wordml" xmlns:wps="http://schemas.microsoft.com/office/word/2010/wordprocessingShape" mc:Ignorable="w14 w15 w16se w16cid w16 w16cex w16sdtdh w16sdtfl w16du wp14">
   <w:body>
     <w:p>
       <w:r>
@@ -168,7 +168,7 @@
     </w:p>
     <w:p>
       <w:r>
-        <w:t>Detta dokument behandlar höga naturvärden i avverkningsanmälan A 24591-2026 i Bergs kommun. Denna avverkningsanmälan inkom 2026-05-28 15:52:36 och omfattar 5,6 ha.</w:t>
+        <w:t>Detta dokument behandlar höga naturvärden i avverkningsanmälan A 24591-2026 i Bergs kommun som inkom 2026-05-28 och omfattar 5,6 ha.</w:t>
       </w:r>
     </w:p>
     <w:p>
@@ -191,12 +191,15 @@
     </w:p>
     <w:p>
       <w:r>
-        <w:t>I avverkningsanmälan har följande 16 naturvårdsarter hittats: blanksvart spiklav (NT), blågrå svartspik (NT), brunpudrad nållav (NT), dvärgbägarlav (NT), gammelgransskål (NT), garnlav (NT), spillkråka (NT, §4), tallticka (NT), ullticka (NT), vedskivlav (NT), vitgrynig nållav (NT), bronshjon (S), norrlandslav (S), plattlummer (S, §9), grönsiska (§4) och kungsfågel (§4). Av dessa är 11 rödlistade. För rödlistade arter har rödlistekategorin angivits inom parentes. Arter som är signalarter enligt Skogsstyrelsen har markerats med (S). För fridlysta arter anges även paragrafen i Artskyddsförordningen som arten är fridlyst enligt.</w:t>
+        <w:t>I och inom 20 meter från avverkningsanmälan har följande 19 naturvårdsarter hittats: garnlav (VU, T), sprickporing (VU), blanksvart spiklav (NT), blågrå svartspik (NT), brunpudrad nållav (NT, T), dvärgbägarlav (NT, T), gammelgransskål (NT, T), tallticka (NT, T), ullticka (NT, T), vedskivlav (NT, T), vitgrynig nållav (NT), bronshjon (S, T), norrlandslav (S, T), plattlummer (S, T, §9), svavelriska (S), spillkråka (T, §4), grönsiska (§4), kungsfågel (§4) och revlummer (§9). Av dessa är 11 rödlistade. För rödlistade arter har rödlistekategorin angivits inom parentes. Arter som är signalarter enligt Skogsstyrelsen har markerats med (S). Typiska arter inom Natura 2000 som är kopplade till skogsekosystem har markerats med (T). För fridlysta arter anges även paragrafen i Artskyddsförordningen som arten är fridlyst enligt.</w:t>
       </w:r>
     </w:p>
     <w:p>
       <w:r>
-        <w:t>De påträffade naturvårdsarterna är ett tydligt kvitto på att detta rör sig om en skog med höga naturvärden. I Figur 1 visas en karta över det avverkningsanmälda området, där samtliga fyndplatser för naturvårdsarter som finns registrerade på Artportalen har markerats.</w:t>
+        <w:t>De påträffade naturvårdsarterna är ett tydligt kvitto på att det rör sig om en skog med höga naturvärden.</w:t>
+      </w:r>
+      <w:r>
+        <w:t xml:space="preserve"> I Figur 1 visas fyndplatser för naturvårdsarter i området, som finns registrerade på Artportalen.</w:t>
       </w:r>
     </w:p>
     <w:p>
@@ -206,7 +209,7 @@
       <w:r>
         <w:drawing>
           <wp:inline xmlns:a="http://schemas.openxmlformats.org/drawingml/2006/main" xmlns:pic="http://schemas.openxmlformats.org/drawingml/2006/picture">
-            <wp:extent cx="5486400" cy="5737330"/>
+            <wp:extent cx="5486400" cy="5516733"/>
             <wp:docPr id="1" name="Picture 1"/>
             <wp:cNvGraphicFramePr>
               <a:graphicFrameLocks noChangeAspect="1"/>
@@ -227,7 +230,7 @@
                   <pic:spPr>
                     <a:xfrm>
                       <a:off x="0" y="0"/>
-                      <a:ext cx="5486400" cy="5737330"/>
+                      <a:ext cx="5486400" cy="5516733"/>
                     </a:xfrm>
                     <a:prstGeom prst="rect"/>
                   </pic:spPr>
@@ -241,9 +244,108 @@
     <w:p>
       <w:pPr>
         <w:pStyle w:val="Caption"/>
+        <w:spacing w:after="240"/>
       </w:pPr>
       <w:r>
-        <w:t>Figur 1. Fyndplatser för naturvårdsarter i det avverkningsanmälda området (röd linje). Markörer utan svart kant är placerade på fyndplatsen. Markörer med svart kant är placerade vid sidan av fyndplatsen och har ett svart streck som visar fyndplatsens exakta position. Kartans mittpunktskoordinat är N 6949936, E 481833 i SWEREF 99 TM.</w:t>
+        <w:t>Figur 1. Fyndplatser för naturvårdsarter i och inom 20 meter från avverkningsanmälan (röd linje). Markörer utan svart kant är placerade på fyndplatsen. Markörer med svart kant är placerade vid sidan av fyndplatsen och har ett svart streck som visar fyndplatsens exakta position. Kartans mittpunktskoordinat är N 6949936, E 481833 i SWEREF 99 TM.</w:t>
+      </w:r>
+    </w:p>
+    <w:p>
+      <w:pPr>
+        <w:pStyle w:val="Heading2"/>
+      </w:pPr>
+      <w:r>
+        <w:t>Fridlysta arter</w:t>
+      </w:r>
+    </w:p>
+    <w:p>
+      <w:r>
+        <w:t>Följande fridlysta arter har sina livsmiljöer och växtplatser i den avverkningsanmälda skogen: plattlummer (S, T, §9), spillkråka (T, §4), grönsiska (§4), kungsfågel (§4) och revlummer (§9).</w:t>
+      </w:r>
+    </w:p>
+    <w:p>
+      <w:r>
+        <w:t xml:space="preserve">Observera att medlemsländerna är skyldiga att agera i enlighet med EU:s fågeldirektiv där det uttryckligen står att direktivet gäller för fåglar samt för deras ägg, bon och </w:t>
+      </w:r>
+      <w:r>
+        <w:rPr>
+          <w:b/>
+        </w:rPr>
+        <w:t xml:space="preserve">livsmiljöer </w:t>
+      </w:r>
+      <w:r>
+        <w:t>(artikel 1). Vidare att de åtgärder som vidtas inte får leda till en försämring av den nuvarande situationen beträffande bevarandet av de fågelarter som avses i artikel 1 (artikel 13). Fågeldirektivet är styrande för tillsynsansvariga myndigheters ärendehantering, ställningstaganden och beslutsfattande.</w:t>
+      </w:r>
+    </w:p>
+    <w:p>
+      <w:r>
+        <w:rPr>
+          <w:b/>
+        </w:rPr>
+        <w:t>Plattlummer (§9)</w:t>
+      </w:r>
+      <w:r>
+        <w:t xml:space="preserve"> växer främst i ljusöppna sandtallskogar eller annan gles, torr och brandpräglad hedbarrskog. Den är mest frekvent i olika typer av naturskogar och kontinuitetsskogar och missgynnas markant av slutavverkning och maskinell markberedning. Söder ut i landet förekommer de närstående arterna cypresslummer (VU, §8) och mellanlummer (VU, §9), vilka båda omfattas av EU:s art- och habitatdirektiv. Plattlummer är typisk art för </w:t>
+      </w:r>
+      <w:r>
+        <w:rPr>
+          <w:i/>
+        </w:rPr>
+        <w:t xml:space="preserve">9010 Taiga </w:t>
+      </w:r>
+      <w:r>
+        <w:t>och</w:t>
+      </w:r>
+      <w:r>
+        <w:rPr>
+          <w:i/>
+        </w:rPr>
+        <w:t xml:space="preserve"> 2320 Rissandhedar </w:t>
+      </w:r>
+      <w:r>
+        <w:t>(Nitare &amp; Skogsstyrelsen, 2019; SLU Artdatabanken, 2025).</w:t>
+      </w:r>
+    </w:p>
+    <w:p>
+      <w:r>
+        <w:rPr>
+          <w:b/>
+        </w:rPr>
+        <w:t>Spillkråka (§4)</w:t>
+      </w:r>
+      <w:r>
+        <w:t xml:space="preserve"> omfattas av bilaga 1 i EU:s fågeldirektiv och är typisk art för </w:t>
+      </w:r>
+      <w:r>
+        <w:rPr>
+          <w:i/>
+        </w:rPr>
+        <w:t xml:space="preserve">9010 Taiga </w:t>
+      </w:r>
+      <w:r>
+        <w:t>och</w:t>
+      </w:r>
+      <w:r>
+        <w:rPr>
+          <w:i/>
+        </w:rPr>
+        <w:t xml:space="preserve"> 9740 Skogsbevuxen myr</w:t>
+      </w:r>
+      <w:r>
+        <w:t>. Den behöver grova träd, främst tall, asp och bok som boträd. Skogsbruk med korta omloppstider och täta, homogena ungskogar utgör det största hotet. Spillkråka är en nyckelart i skogliga miljöer vars övergivna bohål utnyttjas av flera andra hålhäckande fågelarter och fladdermöss, däribland pärluggla (EN, §4), knipa (§4), salskrake (§4) och skogsduva (§4). Hökuggla (VU, §4) och slaguggla (§4) häckar ofta i högstubbar som brutits av i höjd med ett gammalt spillkråkebo (SLU Artdatabanken, 2026; Skogsstyrelsen, 2016).</w:t>
+      </w:r>
+    </w:p>
+    <w:p>
+      <w:r>
+        <w:t>I BILAGA 1 finns mer detaljerad information om ekologi samt krav på livsmiljö hos fridlysta arter.</w:t>
+      </w:r>
+    </w:p>
+    <w:p>
+      <w:pPr>
+        <w:pStyle w:val="Heading2"/>
+      </w:pPr>
+      <w:r>
+        <w:t>Övriga naturvårdsarter</w:t>
       </w:r>
     </w:p>
     <w:p>
@@ -404,6 +506,17 @@
       </w:r>
       <w:r>
         <w:t>(Nitare &amp; Skogsstyrelsen, 2000; SLU Artdatabanken, 2025).</w:t>
+      </w:r>
+    </w:p>
+    <w:p>
+      <w:r>
+        <w:rPr>
+          <w:b/>
+        </w:rPr>
+        <w:t>Sprickporing (VU)</w:t>
+      </w:r>
+      <w:r>
+        <w:t>, rödlistad som sårbar, är en sällsynt art som växer på senvuxen gran i lågproduktiva miljöer, ett substrat som nybildas i mycket liten skala i modern produktionsskog. Arten bedöms ha minskat kraftigt, med mer än 30 % över de senaste 20 åren, huvudsakligen på grund av slutavverkningar. I bestånd där arten förekommer måste skogsbruk undvikas. Fler av artens lokaler bör skyddas (SLU Artdatabanken, 2024).</w:t>
       </w:r>
     </w:p>
     <w:p>
@@ -527,96 +640,6 @@
         <w:pStyle w:val="Heading1"/>
       </w:pPr>
       <w:r>
-        <w:t>Fridlysta arter</w:t>
-      </w:r>
-    </w:p>
-    <w:p>
-      <w:r>
-        <w:t>Följande fridlysta arter har sina livsmiljöer och växtplatser i den avverkningsanmälda skogen: spillkråka (NT, §4), plattlummer (S, §9), grönsiska (§4) och kungsfågel (§4).</w:t>
-      </w:r>
-    </w:p>
-    <w:p>
-      <w:r>
-        <w:t xml:space="preserve">Observera att medlemsländerna är skyldiga att agera i enlighet med EU:s fågeldirektiv där det uttryckligen står att direktivet gäller för fåglar samt för deras ägg, bon och </w:t>
-      </w:r>
-      <w:r>
-        <w:rPr>
-          <w:b/>
-        </w:rPr>
-        <w:t xml:space="preserve">livsmiljöer </w:t>
-      </w:r>
-      <w:r>
-        <w:t>(artikel 1). Vidare att de åtgärder som vidtas inte får leda till en försämring av den nuvarande situationen beträffande bevarandet av de fågelarter som avses i artikel 1 (artikel 13). Fågeldirektivet är styrande för tillsynsansvariga myndigheters ärendehantering, ställningstaganden och beslutsfattande.</w:t>
-      </w:r>
-    </w:p>
-    <w:p>
-      <w:r>
-        <w:rPr>
-          <w:b/>
-        </w:rPr>
-        <w:t>Plattlummer (§9)</w:t>
-      </w:r>
-      <w:r>
-        <w:t xml:space="preserve"> växer främst i ljusöppna sandtallskogar eller annan gles, torr och brandpräglad hedbarrskog. Den är mest frekvent i olika typer av naturskogar och kontinuitetsskogar och missgynnas markant av slutavverkning och maskinell markberedning. Söder ut i landet förekommer de närstående arterna cypresslummer (VU, §8) och mellanlummer (VU, §9), vilka båda omfattas av EU:s art- och habitatdirektiv. Plattlummer är typisk art för </w:t>
-      </w:r>
-      <w:r>
-        <w:rPr>
-          <w:i/>
-        </w:rPr>
-        <w:t xml:space="preserve">9010 Taiga </w:t>
-      </w:r>
-      <w:r>
-        <w:t>och</w:t>
-      </w:r>
-      <w:r>
-        <w:rPr>
-          <w:i/>
-        </w:rPr>
-        <w:t xml:space="preserve"> 2320 Rissandhedar </w:t>
-      </w:r>
-      <w:r>
-        <w:t>(Nitare &amp; Skogsstyrelsen, 2019; SLU Artdatabanken, 2025).</w:t>
-      </w:r>
-    </w:p>
-    <w:p>
-      <w:r>
-        <w:rPr>
-          <w:b/>
-        </w:rPr>
-        <w:t>Spillkråka (§4)</w:t>
-      </w:r>
-      <w:r>
-        <w:t xml:space="preserve"> omfattas av bilaga 1 i EU:s fågeldirektiv och är typisk art för </w:t>
-      </w:r>
-      <w:r>
-        <w:rPr>
-          <w:i/>
-        </w:rPr>
-        <w:t xml:space="preserve">9010 Taiga </w:t>
-      </w:r>
-      <w:r>
-        <w:t>och</w:t>
-      </w:r>
-      <w:r>
-        <w:rPr>
-          <w:i/>
-        </w:rPr>
-        <w:t xml:space="preserve"> 9740 Skogsbevuxen myr</w:t>
-      </w:r>
-      <w:r>
-        <w:t>. Den behöver grova träd, främst tall, asp och bok som boträd. Skogsbruk med korta omloppstider och täta, homogena ungskogar utgör det största hotet. Spillkråka är en nyckelart i skogliga miljöer vars övergivna bohål utnyttjas av flera andra hålhäckande fågelarter och fladdermöss, däribland pärluggla (EN, §4), knipa (§4), salskrake (§4) och skogsduva (§4). Hökuggla (VU, §4) och slaguggla (§4) häckar ofta i högstubbar som brutits av i höjd med ett gammalt spillkråkebo (SLU Artdatabanken, 2026; Skogsstyrelsen, 2016).</w:t>
-      </w:r>
-    </w:p>
-    <w:p>
-      <w:r>
-        <w:t>I BILAGA 1 finns mer detaljerad information om ekologi samt krav på livsmiljö hos fridlysta arter.</w:t>
-      </w:r>
-    </w:p>
-    <w:p>
-      <w:pPr>
-        <w:pStyle w:val="Heading1"/>
-      </w:pPr>
-      <w:r>
         <w:t>Certifiering</w:t>
       </w:r>
     </w:p>
@@ -718,7 +741,7 @@
         <w:rPr>
           <w:i/>
         </w:rPr>
-        <w:t>I det avverkningsanmälda skogsområdet har 16 naturvårdsarter varav 11 rödlistade arter sina livsmiljöer och växtplatser.</w:t>
+        <w:t>I det avverkningsanmälda skogsområdet har 19 naturvårdsarter varav 11 rödlistade arter sina livsmiljöer och växtplatser.</w:t>
       </w:r>
     </w:p>
     <w:p>
@@ -1008,7 +1031,7 @@
 </file>
 
 <file path=word/endnotes.xml><?xml version="1.0" encoding="utf-8"?>
-<w:endnotes xmlns:wpc="http://schemas.microsoft.com/office/word/2010/wordprocessingCanvas" xmlns:cx="http://schemas.microsoft.com/office/drawing/2014/chartex" xmlns:cx1="http://schemas.microsoft.com/office/drawing/2015/9/8/chartex" xmlns:cx2="http://schemas.microsoft.com/office/drawing/2015/10/21/chartex" xmlns:cx3="http://schemas.microsoft.com/office/drawing/2016/5/9/chartex" xmlns:cx4="http://schemas.microsoft.com/office/drawing/2016/5/10/chartex" xmlns:cx5="http://schemas.microsoft.com/office/drawing/2016/5/11/chartex" xmlns:cx6="http://schemas.microsoft.com/office/drawing/2016/5/12/chartex" xmlns:cx7="http://schemas.microsoft.com/office/drawing/2016/5/13/chartex" xmlns:cx8="http://schemas.microsoft.com/office/drawing/2016/5/14/chartex" xmlns:mc="http://schemas.openxmlformats.org/markup-compatibility/2006" xmlns:aink="http://schemas.microsoft.com/office/drawing/2016/ink" xmlns:am3d="http://schemas.microsoft.com/office/drawing/2017/model3d" xmlns:o="urn:schemas-microsoft-com:office:office" xmlns:oel="http://schemas.microsoft.com/office/2019/extlst" xmlns:r="http://schemas.openxmlformats.org/officeDocument/2006/relationships" xmlns:m="http://schemas.openxmlformats.org/officeDocument/2006/math" xmlns:v="urn:schemas-microsoft-com:vml" xmlns:wp14="http://schemas.microsoft.com/office/word/2010/wordprocessingDrawing" xmlns:wp="http://schemas.openxmlformats.org/drawingml/2006/wordprocessingDrawing" xmlns:w10="urn:schemas-microsoft-com:office:word" xmlns:w="http://schemas.openxmlformats.org/wordprocessingml/2006/main" xmlns:w14="http://schemas.microsoft.com/office/word/2010/wordml" xmlns:w15="http://schemas.microsoft.com/office/word/2012/wordml" xmlns:w16cex="http://schemas.microsoft.com/office/word/2018/wordml/cex" xmlns:w16cid="http://schemas.microsoft.com/office/word/2016/wordml/cid" xmlns:w16="http://schemas.microsoft.com/office/word/2018/wordml" xmlns:w16sdtdh="http://schemas.microsoft.com/office/word/2020/wordml/sdtdatahash" xmlns:w16se="http://schemas.microsoft.com/office/word/2015/wordml/symex" xmlns:wpg="http://schemas.microsoft.com/office/word/2010/wordprocessingGroup" xmlns:wpi="http://schemas.microsoft.com/office/word/2010/wordprocessingInk" xmlns:wne="http://schemas.microsoft.com/office/word/2006/wordml" xmlns:wps="http://schemas.microsoft.com/office/word/2010/wordprocessingShape" mc:Ignorable="w14 w15 w16se w16cid w16 w16cex w16sdtdh wp14">
+<w:endnotes xmlns:wpc="http://schemas.microsoft.com/office/word/2010/wordprocessingCanvas" xmlns:cx="http://schemas.microsoft.com/office/drawing/2014/chartex" xmlns:cx1="http://schemas.microsoft.com/office/drawing/2015/9/8/chartex" xmlns:cx2="http://schemas.microsoft.com/office/drawing/2015/10/21/chartex" xmlns:cx3="http://schemas.microsoft.com/office/drawing/2016/5/9/chartex" xmlns:cx4="http://schemas.microsoft.com/office/drawing/2016/5/10/chartex" xmlns:cx5="http://schemas.microsoft.com/office/drawing/2016/5/11/chartex" xmlns:cx6="http://schemas.microsoft.com/office/drawing/2016/5/12/chartex" xmlns:cx7="http://schemas.microsoft.com/office/drawing/2016/5/13/chartex" xmlns:cx8="http://schemas.microsoft.com/office/drawing/2016/5/14/chartex" xmlns:mc="http://schemas.openxmlformats.org/markup-compatibility/2006" xmlns:aink="http://schemas.microsoft.com/office/drawing/2016/ink" xmlns:am3d="http://schemas.microsoft.com/office/drawing/2017/model3d" xmlns:o="urn:schemas-microsoft-com:office:office" xmlns:oel="http://schemas.microsoft.com/office/2019/extlst" xmlns:r="http://schemas.openxmlformats.org/officeDocument/2006/relationships" xmlns:m="http://schemas.openxmlformats.org/officeDocument/2006/math" xmlns:v="urn:schemas-microsoft-com:vml" xmlns:wp14="http://schemas.microsoft.com/office/word/2010/wordprocessingDrawing" xmlns:wp="http://schemas.openxmlformats.org/drawingml/2006/wordprocessingDrawing" xmlns:w10="urn:schemas-microsoft-com:office:word" xmlns:w="http://schemas.openxmlformats.org/wordprocessingml/2006/main" xmlns:w14="http://schemas.microsoft.com/office/word/2010/wordml" xmlns:w15="http://schemas.microsoft.com/office/word/2012/wordml" xmlns:w16cex="http://schemas.microsoft.com/office/word/2018/wordml/cex" xmlns:w16cid="http://schemas.microsoft.com/office/word/2016/wordml/cid" xmlns:w16="http://schemas.microsoft.com/office/word/2018/wordml" xmlns:w16du="http://schemas.microsoft.com/office/word/2023/wordml/word16du" xmlns:w16sdtdh="http://schemas.microsoft.com/office/word/2020/wordml/sdtdatahash" xmlns:w16sdtfl="http://schemas.microsoft.com/office/word/2024/wordml/sdtformatlock" xmlns:w16se="http://schemas.microsoft.com/office/word/2015/wordml/symex" xmlns:wpg="http://schemas.microsoft.com/office/word/2010/wordprocessingGroup" xmlns:wpi="http://schemas.microsoft.com/office/word/2010/wordprocessingInk" xmlns:wne="http://schemas.microsoft.com/office/word/2006/wordml" xmlns:wps="http://schemas.microsoft.com/office/word/2010/wordprocessingShape" mc:Ignorable="w14 w15 w16se w16cid w16 w16cex w16sdtdh w16sdtfl w16du wp14">
   <w:endnote w:type="separator" w:id="-1">
     <w:p>
       <w:pPr>
@@ -1033,7 +1056,7 @@
 </file>
 
 <file path=word/footer1.xml><?xml version="1.0" encoding="utf-8"?>
-<w:ftr xmlns:wpc="http://schemas.microsoft.com/office/word/2010/wordprocessingCanvas" xmlns:cx="http://schemas.microsoft.com/office/drawing/2014/chartex" xmlns:cx1="http://schemas.microsoft.com/office/drawing/2015/9/8/chartex" xmlns:cx2="http://schemas.microsoft.com/office/drawing/2015/10/21/chartex" xmlns:cx3="http://schemas.microsoft.com/office/drawing/2016/5/9/chartex" xmlns:cx4="http://schemas.microsoft.com/office/drawing/2016/5/10/chartex" xmlns:cx5="http://schemas.microsoft.com/office/drawing/2016/5/11/chartex" xmlns:cx6="http://schemas.microsoft.com/office/drawing/2016/5/12/chartex" xmlns:cx7="http://schemas.microsoft.com/office/drawing/2016/5/13/chartex" xmlns:cx8="http://schemas.microsoft.com/office/drawing/2016/5/14/chartex" xmlns:mc="http://schemas.openxmlformats.org/markup-compatibility/2006" xmlns:aink="http://schemas.microsoft.com/office/drawing/2016/ink" xmlns:am3d="http://schemas.microsoft.com/office/drawing/2017/model3d" xmlns:o="urn:schemas-microsoft-com:office:office" xmlns:oel="http://schemas.microsoft.com/office/2019/extlst" xmlns:r="http://schemas.openxmlformats.org/officeDocument/2006/relationships" xmlns:m="http://schemas.openxmlformats.org/officeDocument/2006/math" xmlns:v="urn:schemas-microsoft-com:vml" xmlns:wp14="http://schemas.microsoft.com/office/word/2010/wordprocessingDrawing" xmlns:wp="http://schemas.openxmlformats.org/drawingml/2006/wordprocessingDrawing" xmlns:w10="urn:schemas-microsoft-com:office:word" xmlns:w="http://schemas.openxmlformats.org/wordprocessingml/2006/main" xmlns:w14="http://schemas.microsoft.com/office/word/2010/wordml" xmlns:w15="http://schemas.microsoft.com/office/word/2012/wordml" xmlns:w16cex="http://schemas.microsoft.com/office/word/2018/wordml/cex" xmlns:w16cid="http://schemas.microsoft.com/office/word/2016/wordml/cid" xmlns:w16="http://schemas.microsoft.com/office/word/2018/wordml" xmlns:w16sdtdh="http://schemas.microsoft.com/office/word/2020/wordml/sdtdatahash" xmlns:w16se="http://schemas.microsoft.com/office/word/2015/wordml/symex" xmlns:wpg="http://schemas.microsoft.com/office/word/2010/wordprocessingGroup" xmlns:wpi="http://schemas.microsoft.com/office/word/2010/wordprocessingInk" xmlns:wne="http://schemas.microsoft.com/office/word/2006/wordml" xmlns:wps="http://schemas.microsoft.com/office/word/2010/wordprocessingShape" mc:Ignorable="w14 w15 w16se w16cid w16 w16cex w16sdtdh wp14">
+<w:ftr xmlns:wpc="http://schemas.microsoft.com/office/word/2010/wordprocessingCanvas" xmlns:cx="http://schemas.microsoft.com/office/drawing/2014/chartex" xmlns:cx1="http://schemas.microsoft.com/office/drawing/2015/9/8/chartex" xmlns:cx2="http://schemas.microsoft.com/office/drawing/2015/10/21/chartex" xmlns:cx3="http://schemas.microsoft.com/office/drawing/2016/5/9/chartex" xmlns:cx4="http://schemas.microsoft.com/office/drawing/2016/5/10/chartex" xmlns:cx5="http://schemas.microsoft.com/office/drawing/2016/5/11/chartex" xmlns:cx6="http://schemas.microsoft.com/office/drawing/2016/5/12/chartex" xmlns:cx7="http://schemas.microsoft.com/office/drawing/2016/5/13/chartex" xmlns:cx8="http://schemas.microsoft.com/office/drawing/2016/5/14/chartex" xmlns:mc="http://schemas.openxmlformats.org/markup-compatibility/2006" xmlns:aink="http://schemas.microsoft.com/office/drawing/2016/ink" xmlns:am3d="http://schemas.microsoft.com/office/drawing/2017/model3d" xmlns:o="urn:schemas-microsoft-com:office:office" xmlns:oel="http://schemas.microsoft.com/office/2019/extlst" xmlns:r="http://schemas.openxmlformats.org/officeDocument/2006/relationships" xmlns:m="http://schemas.openxmlformats.org/officeDocument/2006/math" xmlns:v="urn:schemas-microsoft-com:vml" xmlns:wp14="http://schemas.microsoft.com/office/word/2010/wordprocessingDrawing" xmlns:wp="http://schemas.openxmlformats.org/drawingml/2006/wordprocessingDrawing" xmlns:w10="urn:schemas-microsoft-com:office:word" xmlns:w="http://schemas.openxmlformats.org/wordprocessingml/2006/main" xmlns:w14="http://schemas.microsoft.com/office/word/2010/wordml" xmlns:w15="http://schemas.microsoft.com/office/word/2012/wordml" xmlns:w16cex="http://schemas.microsoft.com/office/word/2018/wordml/cex" xmlns:w16cid="http://schemas.microsoft.com/office/word/2016/wordml/cid" xmlns:w16="http://schemas.microsoft.com/office/word/2018/wordml" xmlns:w16du="http://schemas.microsoft.com/office/word/2023/wordml/word16du" xmlns:w16sdtdh="http://schemas.microsoft.com/office/word/2020/wordml/sdtdatahash" xmlns:w16sdtfl="http://schemas.microsoft.com/office/word/2024/wordml/sdtformatlock" xmlns:w16se="http://schemas.microsoft.com/office/word/2015/wordml/symex" xmlns:wpg="http://schemas.microsoft.com/office/word/2010/wordprocessingGroup" xmlns:wpi="http://schemas.microsoft.com/office/word/2010/wordprocessingInk" xmlns:wne="http://schemas.microsoft.com/office/word/2006/wordml" xmlns:wps="http://schemas.microsoft.com/office/word/2010/wordprocessingShape" mc:Ignorable="w14 w15 w16se w16cid w16 w16cex w16sdtdh w16sdtfl w16du wp14">
   <w:p>
     <w:pPr>
       <w:pStyle w:val="Footer"/>
@@ -1043,7 +1066,7 @@
 </file>
 
 <file path=word/footer2.xml><?xml version="1.0" encoding="utf-8"?>
-<w:ftr xmlns:wpc="http://schemas.microsoft.com/office/word/2010/wordprocessingCanvas" xmlns:cx="http://schemas.microsoft.com/office/drawing/2014/chartex" xmlns:cx1="http://schemas.microsoft.com/office/drawing/2015/9/8/chartex" xmlns:cx2="http://schemas.microsoft.com/office/drawing/2015/10/21/chartex" xmlns:cx3="http://schemas.microsoft.com/office/drawing/2016/5/9/chartex" xmlns:cx4="http://schemas.microsoft.com/office/drawing/2016/5/10/chartex" xmlns:cx5="http://schemas.microsoft.com/office/drawing/2016/5/11/chartex" xmlns:cx6="http://schemas.microsoft.com/office/drawing/2016/5/12/chartex" xmlns:cx7="http://schemas.microsoft.com/office/drawing/2016/5/13/chartex" xmlns:cx8="http://schemas.microsoft.com/office/drawing/2016/5/14/chartex" xmlns:mc="http://schemas.openxmlformats.org/markup-compatibility/2006" xmlns:aink="http://schemas.microsoft.com/office/drawing/2016/ink" xmlns:am3d="http://schemas.microsoft.com/office/drawing/2017/model3d" xmlns:o="urn:schemas-microsoft-com:office:office" xmlns:oel="http://schemas.microsoft.com/office/2019/extlst" xmlns:r="http://schemas.openxmlformats.org/officeDocument/2006/relationships" xmlns:m="http://schemas.openxmlformats.org/officeDocument/2006/math" xmlns:v="urn:schemas-microsoft-com:vml" xmlns:wp14="http://schemas.microsoft.com/office/word/2010/wordprocessingDrawing" xmlns:wp="http://schemas.openxmlformats.org/drawingml/2006/wordprocessingDrawing" xmlns:w10="urn:schemas-microsoft-com:office:word" xmlns:w="http://schemas.openxmlformats.org/wordprocessingml/2006/main" xmlns:w14="http://schemas.microsoft.com/office/word/2010/wordml" xmlns:w15="http://schemas.microsoft.com/office/word/2012/wordml" xmlns:w16cex="http://schemas.microsoft.com/office/word/2018/wordml/cex" xmlns:w16cid="http://schemas.microsoft.com/office/word/2016/wordml/cid" xmlns:w16="http://schemas.microsoft.com/office/word/2018/wordml" xmlns:w16sdtdh="http://schemas.microsoft.com/office/word/2020/wordml/sdtdatahash" xmlns:w16se="http://schemas.microsoft.com/office/word/2015/wordml/symex" xmlns:wpg="http://schemas.microsoft.com/office/word/2010/wordprocessingGroup" xmlns:wpi="http://schemas.microsoft.com/office/word/2010/wordprocessingInk" xmlns:wne="http://schemas.microsoft.com/office/word/2006/wordml" xmlns:wps="http://schemas.microsoft.com/office/word/2010/wordprocessingShape" mc:Ignorable="w14 w15 w16se w16cid w16 w16cex w16sdtdh wp14">
+<w:ftr xmlns:wpc="http://schemas.microsoft.com/office/word/2010/wordprocessingCanvas" xmlns:cx="http://schemas.microsoft.com/office/drawing/2014/chartex" xmlns:cx1="http://schemas.microsoft.com/office/drawing/2015/9/8/chartex" xmlns:cx2="http://schemas.microsoft.com/office/drawing/2015/10/21/chartex" xmlns:cx3="http://schemas.microsoft.com/office/drawing/2016/5/9/chartex" xmlns:cx4="http://schemas.microsoft.com/office/drawing/2016/5/10/chartex" xmlns:cx5="http://schemas.microsoft.com/office/drawing/2016/5/11/chartex" xmlns:cx6="http://schemas.microsoft.com/office/drawing/2016/5/12/chartex" xmlns:cx7="http://schemas.microsoft.com/office/drawing/2016/5/13/chartex" xmlns:cx8="http://schemas.microsoft.com/office/drawing/2016/5/14/chartex" xmlns:mc="http://schemas.openxmlformats.org/markup-compatibility/2006" xmlns:aink="http://schemas.microsoft.com/office/drawing/2016/ink" xmlns:am3d="http://schemas.microsoft.com/office/drawing/2017/model3d" xmlns:o="urn:schemas-microsoft-com:office:office" xmlns:oel="http://schemas.microsoft.com/office/2019/extlst" xmlns:r="http://schemas.openxmlformats.org/officeDocument/2006/relationships" xmlns:m="http://schemas.openxmlformats.org/officeDocument/2006/math" xmlns:v="urn:schemas-microsoft-com:vml" xmlns:wp14="http://schemas.microsoft.com/office/word/2010/wordprocessingDrawing" xmlns:wp="http://schemas.openxmlformats.org/drawingml/2006/wordprocessingDrawing" xmlns:w10="urn:schemas-microsoft-com:office:word" xmlns:w="http://schemas.openxmlformats.org/wordprocessingml/2006/main" xmlns:w14="http://schemas.microsoft.com/office/word/2010/wordml" xmlns:w15="http://schemas.microsoft.com/office/word/2012/wordml" xmlns:w16cex="http://schemas.microsoft.com/office/word/2018/wordml/cex" xmlns:w16cid="http://schemas.microsoft.com/office/word/2016/wordml/cid" xmlns:w16="http://schemas.microsoft.com/office/word/2018/wordml" xmlns:w16du="http://schemas.microsoft.com/office/word/2023/wordml/word16du" xmlns:w16sdtdh="http://schemas.microsoft.com/office/word/2020/wordml/sdtdatahash" xmlns:w16sdtfl="http://schemas.microsoft.com/office/word/2024/wordml/sdtformatlock" xmlns:w16se="http://schemas.microsoft.com/office/word/2015/wordml/symex" xmlns:wpg="http://schemas.microsoft.com/office/word/2010/wordprocessingGroup" xmlns:wpi="http://schemas.microsoft.com/office/word/2010/wordprocessingInk" xmlns:wne="http://schemas.microsoft.com/office/word/2006/wordml" xmlns:wps="http://schemas.microsoft.com/office/word/2010/wordprocessingShape" mc:Ignorable="w14 w15 w16se w16cid w16 w16cex w16sdtdh w16sdtfl w16du wp14">
   <w:p>
     <w:pPr>
       <w:pStyle w:val="Footer"/>
@@ -1053,7 +1076,7 @@
 </file>
 
 <file path=word/footer3.xml><?xml version="1.0" encoding="utf-8"?>
-<w:ftr xmlns:wpc="http://schemas.microsoft.com/office/word/2010/wordprocessingCanvas" xmlns:cx="http://schemas.microsoft.com/office/drawing/2014/chartex" xmlns:cx1="http://schemas.microsoft.com/office/drawing/2015/9/8/chartex" xmlns:cx2="http://schemas.microsoft.com/office/drawing/2015/10/21/chartex" xmlns:cx3="http://schemas.microsoft.com/office/drawing/2016/5/9/chartex" xmlns:cx4="http://schemas.microsoft.com/office/drawing/2016/5/10/chartex" xmlns:cx5="http://schemas.microsoft.com/office/drawing/2016/5/11/chartex" xmlns:cx6="http://schemas.microsoft.com/office/drawing/2016/5/12/chartex" xmlns:cx7="http://schemas.microsoft.com/office/drawing/2016/5/13/chartex" xmlns:cx8="http://schemas.microsoft.com/office/drawing/2016/5/14/chartex" xmlns:mc="http://schemas.openxmlformats.org/markup-compatibility/2006" xmlns:aink="http://schemas.microsoft.com/office/drawing/2016/ink" xmlns:am3d="http://schemas.microsoft.com/office/drawing/2017/model3d" xmlns:o="urn:schemas-microsoft-com:office:office" xmlns:oel="http://schemas.microsoft.com/office/2019/extlst" xmlns:r="http://schemas.openxmlformats.org/officeDocument/2006/relationships" xmlns:m="http://schemas.openxmlformats.org/officeDocument/2006/math" xmlns:v="urn:schemas-microsoft-com:vml" xmlns:wp14="http://schemas.microsoft.com/office/word/2010/wordprocessingDrawing" xmlns:wp="http://schemas.openxmlformats.org/drawingml/2006/wordprocessingDrawing" xmlns:w10="urn:schemas-microsoft-com:office:word" xmlns:w="http://schemas.openxmlformats.org/wordprocessingml/2006/main" xmlns:w14="http://schemas.microsoft.com/office/word/2010/wordml" xmlns:w15="http://schemas.microsoft.com/office/word/2012/wordml" xmlns:w16cex="http://schemas.microsoft.com/office/word/2018/wordml/cex" xmlns:w16cid="http://schemas.microsoft.com/office/word/2016/wordml/cid" xmlns:w16="http://schemas.microsoft.com/office/word/2018/wordml" xmlns:w16sdtdh="http://schemas.microsoft.com/office/word/2020/wordml/sdtdatahash" xmlns:w16se="http://schemas.microsoft.com/office/word/2015/wordml/symex" xmlns:wpg="http://schemas.microsoft.com/office/word/2010/wordprocessingGroup" xmlns:wpi="http://schemas.microsoft.com/office/word/2010/wordprocessingInk" xmlns:wne="http://schemas.microsoft.com/office/word/2006/wordml" xmlns:wps="http://schemas.microsoft.com/office/word/2010/wordprocessingShape" mc:Ignorable="w14 w15 w16se w16cid w16 w16cex w16sdtdh wp14">
+<w:ftr xmlns:wpc="http://schemas.microsoft.com/office/word/2010/wordprocessingCanvas" xmlns:cx="http://schemas.microsoft.com/office/drawing/2014/chartex" xmlns:cx1="http://schemas.microsoft.com/office/drawing/2015/9/8/chartex" xmlns:cx2="http://schemas.microsoft.com/office/drawing/2015/10/21/chartex" xmlns:cx3="http://schemas.microsoft.com/office/drawing/2016/5/9/chartex" xmlns:cx4="http://schemas.microsoft.com/office/drawing/2016/5/10/chartex" xmlns:cx5="http://schemas.microsoft.com/office/drawing/2016/5/11/chartex" xmlns:cx6="http://schemas.microsoft.com/office/drawing/2016/5/12/chartex" xmlns:cx7="http://schemas.microsoft.com/office/drawing/2016/5/13/chartex" xmlns:cx8="http://schemas.microsoft.com/office/drawing/2016/5/14/chartex" xmlns:mc="http://schemas.openxmlformats.org/markup-compatibility/2006" xmlns:aink="http://schemas.microsoft.com/office/drawing/2016/ink" xmlns:am3d="http://schemas.microsoft.com/office/drawing/2017/model3d" xmlns:o="urn:schemas-microsoft-com:office:office" xmlns:oel="http://schemas.microsoft.com/office/2019/extlst" xmlns:r="http://schemas.openxmlformats.org/officeDocument/2006/relationships" xmlns:m="http://schemas.openxmlformats.org/officeDocument/2006/math" xmlns:v="urn:schemas-microsoft-com:vml" xmlns:wp14="http://schemas.microsoft.com/office/word/2010/wordprocessingDrawing" xmlns:wp="http://schemas.openxmlformats.org/drawingml/2006/wordprocessingDrawing" xmlns:w10="urn:schemas-microsoft-com:office:word" xmlns:w="http://schemas.openxmlformats.org/wordprocessingml/2006/main" xmlns:w14="http://schemas.microsoft.com/office/word/2010/wordml" xmlns:w15="http://schemas.microsoft.com/office/word/2012/wordml" xmlns:w16cex="http://schemas.microsoft.com/office/word/2018/wordml/cex" xmlns:w16cid="http://schemas.microsoft.com/office/word/2016/wordml/cid" xmlns:w16="http://schemas.microsoft.com/office/word/2018/wordml" xmlns:w16du="http://schemas.microsoft.com/office/word/2023/wordml/word16du" xmlns:w16sdtdh="http://schemas.microsoft.com/office/word/2020/wordml/sdtdatahash" xmlns:w16sdtfl="http://schemas.microsoft.com/office/word/2024/wordml/sdtformatlock" xmlns:w16se="http://schemas.microsoft.com/office/word/2015/wordml/symex" xmlns:wpg="http://schemas.microsoft.com/office/word/2010/wordprocessingGroup" xmlns:wpi="http://schemas.microsoft.com/office/word/2010/wordprocessingInk" xmlns:wne="http://schemas.microsoft.com/office/word/2006/wordml" xmlns:wps="http://schemas.microsoft.com/office/word/2010/wordprocessingShape" mc:Ignorable="w14 w15 w16se w16cid w16 w16cex w16sdtdh w16sdtfl w16du wp14">
   <w:p>
     <w:pPr>
       <w:pStyle w:val="Footer"/>
@@ -1063,7 +1086,7 @@
 </file>
 
 <file path=word/footnotes.xml><?xml version="1.0" encoding="utf-8"?>
-<w:footnotes xmlns:wpc="http://schemas.microsoft.com/office/word/2010/wordprocessingCanvas" xmlns:cx="http://schemas.microsoft.com/office/drawing/2014/chartex" xmlns:cx1="http://schemas.microsoft.com/office/drawing/2015/9/8/chartex" xmlns:cx2="http://schemas.microsoft.com/office/drawing/2015/10/21/chartex" xmlns:cx3="http://schemas.microsoft.com/office/drawing/2016/5/9/chartex" xmlns:cx4="http://schemas.microsoft.com/office/drawing/2016/5/10/chartex" xmlns:cx5="http://schemas.microsoft.com/office/drawing/2016/5/11/chartex" xmlns:cx6="http://schemas.microsoft.com/office/drawing/2016/5/12/chartex" xmlns:cx7="http://schemas.microsoft.com/office/drawing/2016/5/13/chartex" xmlns:cx8="http://schemas.microsoft.com/office/drawing/2016/5/14/chartex" xmlns:mc="http://schemas.openxmlformats.org/markup-compatibility/2006" xmlns:aink="http://schemas.microsoft.com/office/drawing/2016/ink" xmlns:am3d="http://schemas.microsoft.com/office/drawing/2017/model3d" xmlns:o="urn:schemas-microsoft-com:office:office" xmlns:oel="http://schemas.microsoft.com/office/2019/extlst" xmlns:r="http://schemas.openxmlformats.org/officeDocument/2006/relationships" xmlns:m="http://schemas.openxmlformats.org/officeDocument/2006/math" xmlns:v="urn:schemas-microsoft-com:vml" xmlns:wp14="http://schemas.microsoft.com/office/word/2010/wordprocessingDrawing" xmlns:wp="http://schemas.openxmlformats.org/drawingml/2006/wordprocessingDrawing" xmlns:w10="urn:schemas-microsoft-com:office:word" xmlns:w="http://schemas.openxmlformats.org/wordprocessingml/2006/main" xmlns:w14="http://schemas.microsoft.com/office/word/2010/wordml" xmlns:w15="http://schemas.microsoft.com/office/word/2012/wordml" xmlns:w16cex="http://schemas.microsoft.com/office/word/2018/wordml/cex" xmlns:w16cid="http://schemas.microsoft.com/office/word/2016/wordml/cid" xmlns:w16="http://schemas.microsoft.com/office/word/2018/wordml" xmlns:w16sdtdh="http://schemas.microsoft.com/office/word/2020/wordml/sdtdatahash" xmlns:w16se="http://schemas.microsoft.com/office/word/2015/wordml/symex" xmlns:wpg="http://schemas.microsoft.com/office/word/2010/wordprocessingGroup" xmlns:wpi="http://schemas.microsoft.com/office/word/2010/wordprocessingInk" xmlns:wne="http://schemas.microsoft.com/office/word/2006/wordml" xmlns:wps="http://schemas.microsoft.com/office/word/2010/wordprocessingShape" mc:Ignorable="w14 w15 w16se w16cid w16 w16cex w16sdtdh wp14">
+<w:footnotes xmlns:wpc="http://schemas.microsoft.com/office/word/2010/wordprocessingCanvas" xmlns:cx="http://schemas.microsoft.com/office/drawing/2014/chartex" xmlns:cx1="http://schemas.microsoft.com/office/drawing/2015/9/8/chartex" xmlns:cx2="http://schemas.microsoft.com/office/drawing/2015/10/21/chartex" xmlns:cx3="http://schemas.microsoft.com/office/drawing/2016/5/9/chartex" xmlns:cx4="http://schemas.microsoft.com/office/drawing/2016/5/10/chartex" xmlns:cx5="http://schemas.microsoft.com/office/drawing/2016/5/11/chartex" xmlns:cx6="http://schemas.microsoft.com/office/drawing/2016/5/12/chartex" xmlns:cx7="http://schemas.microsoft.com/office/drawing/2016/5/13/chartex" xmlns:cx8="http://schemas.microsoft.com/office/drawing/2016/5/14/chartex" xmlns:mc="http://schemas.openxmlformats.org/markup-compatibility/2006" xmlns:aink="http://schemas.microsoft.com/office/drawing/2016/ink" xmlns:am3d="http://schemas.microsoft.com/office/drawing/2017/model3d" xmlns:o="urn:schemas-microsoft-com:office:office" xmlns:oel="http://schemas.microsoft.com/office/2019/extlst" xmlns:r="http://schemas.openxmlformats.org/officeDocument/2006/relationships" xmlns:m="http://schemas.openxmlformats.org/officeDocument/2006/math" xmlns:v="urn:schemas-microsoft-com:vml" xmlns:wp14="http://schemas.microsoft.com/office/word/2010/wordprocessingDrawing" xmlns:wp="http://schemas.openxmlformats.org/drawingml/2006/wordprocessingDrawing" xmlns:w10="urn:schemas-microsoft-com:office:word" xmlns:w="http://schemas.openxmlformats.org/wordprocessingml/2006/main" xmlns:w14="http://schemas.microsoft.com/office/word/2010/wordml" xmlns:w15="http://schemas.microsoft.com/office/word/2012/wordml" xmlns:w16cex="http://schemas.microsoft.com/office/word/2018/wordml/cex" xmlns:w16cid="http://schemas.microsoft.com/office/word/2016/wordml/cid" xmlns:w16="http://schemas.microsoft.com/office/word/2018/wordml" xmlns:w16du="http://schemas.microsoft.com/office/word/2023/wordml/word16du" xmlns:w16sdtdh="http://schemas.microsoft.com/office/word/2020/wordml/sdtdatahash" xmlns:w16sdtfl="http://schemas.microsoft.com/office/word/2024/wordml/sdtformatlock" xmlns:w16se="http://schemas.microsoft.com/office/word/2015/wordml/symex" xmlns:wpg="http://schemas.microsoft.com/office/word/2010/wordprocessingGroup" xmlns:wpi="http://schemas.microsoft.com/office/word/2010/wordprocessingInk" xmlns:wne="http://schemas.microsoft.com/office/word/2006/wordml" xmlns:wps="http://schemas.microsoft.com/office/word/2010/wordprocessingShape" mc:Ignorable="w14 w15 w16se w16cid w16 w16cex w16sdtdh w16sdtfl w16du wp14">
   <w:footnote w:type="separator" w:id="-1">
     <w:p>
       <w:pPr>
@@ -1088,7 +1111,7 @@
 </file>
 
 <file path=word/header1.xml><?xml version="1.0" encoding="utf-8"?>
-<w:hdr xmlns:wpc="http://schemas.microsoft.com/office/word/2010/wordprocessingCanvas" xmlns:cx="http://schemas.microsoft.com/office/drawing/2014/chartex" xmlns:cx1="http://schemas.microsoft.com/office/drawing/2015/9/8/chartex" xmlns:cx2="http://schemas.microsoft.com/office/drawing/2015/10/21/chartex" xmlns:cx3="http://schemas.microsoft.com/office/drawing/2016/5/9/chartex" xmlns:cx4="http://schemas.microsoft.com/office/drawing/2016/5/10/chartex" xmlns:cx5="http://schemas.microsoft.com/office/drawing/2016/5/11/chartex" xmlns:cx6="http://schemas.microsoft.com/office/drawing/2016/5/12/chartex" xmlns:cx7="http://schemas.microsoft.com/office/drawing/2016/5/13/chartex" xmlns:cx8="http://schemas.microsoft.com/office/drawing/2016/5/14/chartex" xmlns:mc="http://schemas.openxmlformats.org/markup-compatibility/2006" xmlns:aink="http://schemas.microsoft.com/office/drawing/2016/ink" xmlns:am3d="http://schemas.microsoft.com/office/drawing/2017/model3d" xmlns:o="urn:schemas-microsoft-com:office:office" xmlns:oel="http://schemas.microsoft.com/office/2019/extlst" xmlns:r="http://schemas.openxmlformats.org/officeDocument/2006/relationships" xmlns:m="http://schemas.openxmlformats.org/officeDocument/2006/math" xmlns:v="urn:schemas-microsoft-com:vml" xmlns:wp14="http://schemas.microsoft.com/office/word/2010/wordprocessingDrawing" xmlns:wp="http://schemas.openxmlformats.org/drawingml/2006/wordprocessingDrawing" xmlns:w10="urn:schemas-microsoft-com:office:word" xmlns:w="http://schemas.openxmlformats.org/wordprocessingml/2006/main" xmlns:w14="http://schemas.microsoft.com/office/word/2010/wordml" xmlns:w15="http://schemas.microsoft.com/office/word/2012/wordml" xmlns:w16cex="http://schemas.microsoft.com/office/word/2018/wordml/cex" xmlns:w16cid="http://schemas.microsoft.com/office/word/2016/wordml/cid" xmlns:w16="http://schemas.microsoft.com/office/word/2018/wordml" xmlns:w16sdtdh="http://schemas.microsoft.com/office/word/2020/wordml/sdtdatahash" xmlns:w16se="http://schemas.microsoft.com/office/word/2015/wordml/symex" xmlns:wpg="http://schemas.microsoft.com/office/word/2010/wordprocessingGroup" xmlns:wpi="http://schemas.microsoft.com/office/word/2010/wordprocessingInk" xmlns:wne="http://schemas.microsoft.com/office/word/2006/wordml" xmlns:wps="http://schemas.microsoft.com/office/word/2010/wordprocessingShape" mc:Ignorable="w14 w15 w16se w16cid w16 w16cex w16sdtdh wp14">
+<w:hdr xmlns:wpc="http://schemas.microsoft.com/office/word/2010/wordprocessingCanvas" xmlns:cx="http://schemas.microsoft.com/office/drawing/2014/chartex" xmlns:cx1="http://schemas.microsoft.com/office/drawing/2015/9/8/chartex" xmlns:cx2="http://schemas.microsoft.com/office/drawing/2015/10/21/chartex" xmlns:cx3="http://schemas.microsoft.com/office/drawing/2016/5/9/chartex" xmlns:cx4="http://schemas.microsoft.com/office/drawing/2016/5/10/chartex" xmlns:cx5="http://schemas.microsoft.com/office/drawing/2016/5/11/chartex" xmlns:cx6="http://schemas.microsoft.com/office/drawing/2016/5/12/chartex" xmlns:cx7="http://schemas.microsoft.com/office/drawing/2016/5/13/chartex" xmlns:cx8="http://schemas.microsoft.com/office/drawing/2016/5/14/chartex" xmlns:mc="http://schemas.openxmlformats.org/markup-compatibility/2006" xmlns:aink="http://schemas.microsoft.com/office/drawing/2016/ink" xmlns:am3d="http://schemas.microsoft.com/office/drawing/2017/model3d" xmlns:o="urn:schemas-microsoft-com:office:office" xmlns:oel="http://schemas.microsoft.com/office/2019/extlst" xmlns:r="http://schemas.openxmlformats.org/officeDocument/2006/relationships" xmlns:m="http://schemas.openxmlformats.org/officeDocument/2006/math" xmlns:v="urn:schemas-microsoft-com:vml" xmlns:wp14="http://schemas.microsoft.com/office/word/2010/wordprocessingDrawing" xmlns:wp="http://schemas.openxmlformats.org/drawingml/2006/wordprocessingDrawing" xmlns:w10="urn:schemas-microsoft-com:office:word" xmlns:w="http://schemas.openxmlformats.org/wordprocessingml/2006/main" xmlns:w14="http://schemas.microsoft.com/office/word/2010/wordml" xmlns:w15="http://schemas.microsoft.com/office/word/2012/wordml" xmlns:w16cex="http://schemas.microsoft.com/office/word/2018/wordml/cex" xmlns:w16cid="http://schemas.microsoft.com/office/word/2016/wordml/cid" xmlns:w16="http://schemas.microsoft.com/office/word/2018/wordml" xmlns:w16du="http://schemas.microsoft.com/office/word/2023/wordml/word16du" xmlns:w16sdtdh="http://schemas.microsoft.com/office/word/2020/wordml/sdtdatahash" xmlns:w16sdtfl="http://schemas.microsoft.com/office/word/2024/wordml/sdtformatlock" xmlns:w16se="http://schemas.microsoft.com/office/word/2015/wordml/symex" xmlns:wpg="http://schemas.microsoft.com/office/word/2010/wordprocessingGroup" xmlns:wpi="http://schemas.microsoft.com/office/word/2010/wordprocessingInk" xmlns:wne="http://schemas.microsoft.com/office/word/2006/wordml" xmlns:wps="http://schemas.microsoft.com/office/word/2010/wordprocessingShape" mc:Ignorable="w14 w15 w16se w16cid w16 w16cex w16sdtdh w16sdtfl w16du wp14">
   <w:p>
     <w:pPr>
       <w:pStyle w:val="Header"/>
@@ -1098,7 +1121,7 @@
 </file>
 
 <file path=word/header2.xml><?xml version="1.0" encoding="utf-8"?>
-<w:hdr xmlns:wpc="http://schemas.microsoft.com/office/word/2010/wordprocessingCanvas" xmlns:cx="http://schemas.microsoft.com/office/drawing/2014/chartex" xmlns:cx1="http://schemas.microsoft.com/office/drawing/2015/9/8/chartex" xmlns:cx2="http://schemas.microsoft.com/office/drawing/2015/10/21/chartex" xmlns:cx3="http://schemas.microsoft.com/office/drawing/2016/5/9/chartex" xmlns:cx4="http://schemas.microsoft.com/office/drawing/2016/5/10/chartex" xmlns:cx5="http://schemas.microsoft.com/office/drawing/2016/5/11/chartex" xmlns:cx6="http://schemas.microsoft.com/office/drawing/2016/5/12/chartex" xmlns:cx7="http://schemas.microsoft.com/office/drawing/2016/5/13/chartex" xmlns:cx8="http://schemas.microsoft.com/office/drawing/2016/5/14/chartex" xmlns:mc="http://schemas.openxmlformats.org/markup-compatibility/2006" xmlns:aink="http://schemas.microsoft.com/office/drawing/2016/ink" xmlns:am3d="http://schemas.microsoft.com/office/drawing/2017/model3d" xmlns:o="urn:schemas-microsoft-com:office:office" xmlns:oel="http://schemas.microsoft.com/office/2019/extlst" xmlns:r="http://schemas.openxmlformats.org/officeDocument/2006/relationships" xmlns:m="http://schemas.openxmlformats.org/officeDocument/2006/math" xmlns:v="urn:schemas-microsoft-com:vml" xmlns:wp14="http://schemas.microsoft.com/office/word/2010/wordprocessingDrawing" xmlns:wp="http://schemas.openxmlformats.org/drawingml/2006/wordprocessingDrawing" xmlns:w10="urn:schemas-microsoft-com:office:word" xmlns:w="http://schemas.openxmlformats.org/wordprocessingml/2006/main" xmlns:w14="http://schemas.microsoft.com/office/word/2010/wordml" xmlns:w15="http://schemas.microsoft.com/office/word/2012/wordml" xmlns:w16cex="http://schemas.microsoft.com/office/word/2018/wordml/cex" xmlns:w16cid="http://schemas.microsoft.com/office/word/2016/wordml/cid" xmlns:w16="http://schemas.microsoft.com/office/word/2018/wordml" xmlns:w16sdtdh="http://schemas.microsoft.com/office/word/2020/wordml/sdtdatahash" xmlns:w16se="http://schemas.microsoft.com/office/word/2015/wordml/symex" xmlns:wpg="http://schemas.microsoft.com/office/word/2010/wordprocessingGroup" xmlns:wpi="http://schemas.microsoft.com/office/word/2010/wordprocessingInk" xmlns:wne="http://schemas.microsoft.com/office/word/2006/wordml" xmlns:wps="http://schemas.microsoft.com/office/word/2010/wordprocessingShape" mc:Ignorable="w14 w15 w16se w16cid w16 w16cex w16sdtdh wp14">
+<w:hdr xmlns:wpc="http://schemas.microsoft.com/office/word/2010/wordprocessingCanvas" xmlns:cx="http://schemas.microsoft.com/office/drawing/2014/chartex" xmlns:cx1="http://schemas.microsoft.com/office/drawing/2015/9/8/chartex" xmlns:cx2="http://schemas.microsoft.com/office/drawing/2015/10/21/chartex" xmlns:cx3="http://schemas.microsoft.com/office/drawing/2016/5/9/chartex" xmlns:cx4="http://schemas.microsoft.com/office/drawing/2016/5/10/chartex" xmlns:cx5="http://schemas.microsoft.com/office/drawing/2016/5/11/chartex" xmlns:cx6="http://schemas.microsoft.com/office/drawing/2016/5/12/chartex" xmlns:cx7="http://schemas.microsoft.com/office/drawing/2016/5/13/chartex" xmlns:cx8="http://schemas.microsoft.com/office/drawing/2016/5/14/chartex" xmlns:mc="http://schemas.openxmlformats.org/markup-compatibility/2006" xmlns:aink="http://schemas.microsoft.com/office/drawing/2016/ink" xmlns:am3d="http://schemas.microsoft.com/office/drawing/2017/model3d" xmlns:o="urn:schemas-microsoft-com:office:office" xmlns:oel="http://schemas.microsoft.com/office/2019/extlst" xmlns:r="http://schemas.openxmlformats.org/officeDocument/2006/relationships" xmlns:m="http://schemas.openxmlformats.org/officeDocument/2006/math" xmlns:v="urn:schemas-microsoft-com:vml" xmlns:wp14="http://schemas.microsoft.com/office/word/2010/wordprocessingDrawing" xmlns:wp="http://schemas.openxmlformats.org/drawingml/2006/wordprocessingDrawing" xmlns:w10="urn:schemas-microsoft-com:office:word" xmlns:w="http://schemas.openxmlformats.org/wordprocessingml/2006/main" xmlns:w14="http://schemas.microsoft.com/office/word/2010/wordml" xmlns:w15="http://schemas.microsoft.com/office/word/2012/wordml" xmlns:w16cex="http://schemas.microsoft.com/office/word/2018/wordml/cex" xmlns:w16cid="http://schemas.microsoft.com/office/word/2016/wordml/cid" xmlns:w16="http://schemas.microsoft.com/office/word/2018/wordml" xmlns:w16du="http://schemas.microsoft.com/office/word/2023/wordml/word16du" xmlns:w16sdtdh="http://schemas.microsoft.com/office/word/2020/wordml/sdtdatahash" xmlns:w16sdtfl="http://schemas.microsoft.com/office/word/2024/wordml/sdtformatlock" xmlns:w16se="http://schemas.microsoft.com/office/word/2015/wordml/symex" xmlns:wpg="http://schemas.microsoft.com/office/word/2010/wordprocessingGroup" xmlns:wpi="http://schemas.microsoft.com/office/word/2010/wordprocessingInk" xmlns:wne="http://schemas.microsoft.com/office/word/2006/wordml" xmlns:wps="http://schemas.microsoft.com/office/word/2010/wordprocessingShape" mc:Ignorable="w14 w15 w16se w16cid w16 w16cex w16sdtdh w16sdtfl w16du wp14">
   <w:p>
     <w:pPr>
       <w:pStyle w:val="Header"/>
@@ -1109,7 +1132,7 @@
 </file>
 
 <file path=word/header3.xml><?xml version="1.0" encoding="utf-8"?>
-<w:hdr xmlns:wpc="http://schemas.microsoft.com/office/word/2010/wordprocessingCanvas" xmlns:cx="http://schemas.microsoft.com/office/drawing/2014/chartex" xmlns:cx1="http://schemas.microsoft.com/office/drawing/2015/9/8/chartex" xmlns:cx2="http://schemas.microsoft.com/office/drawing/2015/10/21/chartex" xmlns:cx3="http://schemas.microsoft.com/office/drawing/2016/5/9/chartex" xmlns:cx4="http://schemas.microsoft.com/office/drawing/2016/5/10/chartex" xmlns:cx5="http://schemas.microsoft.com/office/drawing/2016/5/11/chartex" xmlns:cx6="http://schemas.microsoft.com/office/drawing/2016/5/12/chartex" xmlns:cx7="http://schemas.microsoft.com/office/drawing/2016/5/13/chartex" xmlns:cx8="http://schemas.microsoft.com/office/drawing/2016/5/14/chartex" xmlns:mc="http://schemas.openxmlformats.org/markup-compatibility/2006" xmlns:aink="http://schemas.microsoft.com/office/drawing/2016/ink" xmlns:am3d="http://schemas.microsoft.com/office/drawing/2017/model3d" xmlns:o="urn:schemas-microsoft-com:office:office" xmlns:oel="http://schemas.microsoft.com/office/2019/extlst" xmlns:r="http://schemas.openxmlformats.org/officeDocument/2006/relationships" xmlns:m="http://schemas.openxmlformats.org/officeDocument/2006/math" xmlns:v="urn:schemas-microsoft-com:vml" xmlns:wp14="http://schemas.microsoft.com/office/word/2010/wordprocessingDrawing" xmlns:wp="http://schemas.openxmlformats.org/drawingml/2006/wordprocessingDrawing" xmlns:w10="urn:schemas-microsoft-com:office:word" xmlns:w="http://schemas.openxmlformats.org/wordprocessingml/2006/main" xmlns:w14="http://schemas.microsoft.com/office/word/2010/wordml" xmlns:w15="http://schemas.microsoft.com/office/word/2012/wordml" xmlns:w16cex="http://schemas.microsoft.com/office/word/2018/wordml/cex" xmlns:w16cid="http://schemas.microsoft.com/office/word/2016/wordml/cid" xmlns:w16="http://schemas.microsoft.com/office/word/2018/wordml" xmlns:w16sdtdh="http://schemas.microsoft.com/office/word/2020/wordml/sdtdatahash" xmlns:w16se="http://schemas.microsoft.com/office/word/2015/wordml/symex" xmlns:wpg="http://schemas.microsoft.com/office/word/2010/wordprocessingGroup" xmlns:wpi="http://schemas.microsoft.com/office/word/2010/wordprocessingInk" xmlns:wne="http://schemas.microsoft.com/office/word/2006/wordml" xmlns:wps="http://schemas.microsoft.com/office/word/2010/wordprocessingShape" mc:Ignorable="w14 w15 w16se w16cid w16 w16cex w16sdtdh wp14">
+<w:hdr xmlns:wpc="http://schemas.microsoft.com/office/word/2010/wordprocessingCanvas" xmlns:cx="http://schemas.microsoft.com/office/drawing/2014/chartex" xmlns:cx1="http://schemas.microsoft.com/office/drawing/2015/9/8/chartex" xmlns:cx2="http://schemas.microsoft.com/office/drawing/2015/10/21/chartex" xmlns:cx3="http://schemas.microsoft.com/office/drawing/2016/5/9/chartex" xmlns:cx4="http://schemas.microsoft.com/office/drawing/2016/5/10/chartex" xmlns:cx5="http://schemas.microsoft.com/office/drawing/2016/5/11/chartex" xmlns:cx6="http://schemas.microsoft.com/office/drawing/2016/5/12/chartex" xmlns:cx7="http://schemas.microsoft.com/office/drawing/2016/5/13/chartex" xmlns:cx8="http://schemas.microsoft.com/office/drawing/2016/5/14/chartex" xmlns:mc="http://schemas.openxmlformats.org/markup-compatibility/2006" xmlns:aink="http://schemas.microsoft.com/office/drawing/2016/ink" xmlns:am3d="http://schemas.microsoft.com/office/drawing/2017/model3d" xmlns:o="urn:schemas-microsoft-com:office:office" xmlns:oel="http://schemas.microsoft.com/office/2019/extlst" xmlns:r="http://schemas.openxmlformats.org/officeDocument/2006/relationships" xmlns:m="http://schemas.openxmlformats.org/officeDocument/2006/math" xmlns:v="urn:schemas-microsoft-com:vml" xmlns:wp14="http://schemas.microsoft.com/office/word/2010/wordprocessingDrawing" xmlns:wp="http://schemas.openxmlformats.org/drawingml/2006/wordprocessingDrawing" xmlns:w10="urn:schemas-microsoft-com:office:word" xmlns:w="http://schemas.openxmlformats.org/wordprocessingml/2006/main" xmlns:w14="http://schemas.microsoft.com/office/word/2010/wordml" xmlns:w15="http://schemas.microsoft.com/office/word/2012/wordml" xmlns:w16cex="http://schemas.microsoft.com/office/word/2018/wordml/cex" xmlns:w16cid="http://schemas.microsoft.com/office/word/2016/wordml/cid" xmlns:w16="http://schemas.microsoft.com/office/word/2018/wordml" xmlns:w16du="http://schemas.microsoft.com/office/word/2023/wordml/word16du" xmlns:w16sdtdh="http://schemas.microsoft.com/office/word/2020/wordml/sdtdatahash" xmlns:w16sdtfl="http://schemas.microsoft.com/office/word/2024/wordml/sdtformatlock" xmlns:w16se="http://schemas.microsoft.com/office/word/2015/wordml/symex" xmlns:wpg="http://schemas.microsoft.com/office/word/2010/wordprocessingGroup" xmlns:wpi="http://schemas.microsoft.com/office/word/2010/wordprocessingInk" xmlns:wne="http://schemas.microsoft.com/office/word/2006/wordml" xmlns:wps="http://schemas.microsoft.com/office/word/2010/wordprocessingShape" mc:Ignorable="w14 w15 w16se w16cid w16 w16cex w16sdtdh w16sdtfl w16du wp14">
   <w:p>
     <w:pPr>
       <w:pStyle w:val="Header"/>
@@ -1118,7 +1141,7 @@
     <w:r>
       <w:tab/>
       <w:tab/>
-      <w:t>2026-06-17</w:t>
+      <w:t>2026-06-18</w:t>
       <w:br/>
       <w:br/>
     </w:r>
@@ -1135,7 +1158,7 @@
 </file>
 
 <file path=word/numbering.xml><?xml version="1.0" encoding="utf-8"?>
-<w:numbering xmlns:wpc="http://schemas.microsoft.com/office/word/2010/wordprocessingCanvas" xmlns:cx="http://schemas.microsoft.com/office/drawing/2014/chartex" xmlns:cx1="http://schemas.microsoft.com/office/drawing/2015/9/8/chartex" xmlns:cx2="http://schemas.microsoft.com/office/drawing/2015/10/21/chartex" xmlns:cx3="http://schemas.microsoft.com/office/drawing/2016/5/9/chartex" xmlns:cx4="http://schemas.microsoft.com/office/drawing/2016/5/10/chartex" xmlns:cx5="http://schemas.microsoft.com/office/drawing/2016/5/11/chartex" xmlns:cx6="http://schemas.microsoft.com/office/drawing/2016/5/12/chartex" xmlns:cx7="http://schemas.microsoft.com/office/drawing/2016/5/13/chartex" xmlns:cx8="http://schemas.microsoft.com/office/drawing/2016/5/14/chartex" xmlns:mc="http://schemas.openxmlformats.org/markup-compatibility/2006" xmlns:aink="http://schemas.microsoft.com/office/drawing/2016/ink" xmlns:am3d="http://schemas.microsoft.com/office/drawing/2017/model3d" xmlns:o="urn:schemas-microsoft-com:office:office" xmlns:oel="http://schemas.microsoft.com/office/2019/extlst" xmlns:r="http://schemas.openxmlformats.org/officeDocument/2006/relationships" xmlns:m="http://schemas.openxmlformats.org/officeDocument/2006/math" xmlns:v="urn:schemas-microsoft-com:vml" xmlns:wp14="http://schemas.microsoft.com/office/word/2010/wordprocessingDrawing" xmlns:wp="http://schemas.openxmlformats.org/drawingml/2006/wordprocessingDrawing" xmlns:w10="urn:schemas-microsoft-com:office:word" xmlns:w="http://schemas.openxmlformats.org/wordprocessingml/2006/main" xmlns:w14="http://schemas.microsoft.com/office/word/2010/wordml" xmlns:w15="http://schemas.microsoft.com/office/word/2012/wordml" xmlns:w16cex="http://schemas.microsoft.com/office/word/2018/wordml/cex" xmlns:w16cid="http://schemas.microsoft.com/office/word/2016/wordml/cid" xmlns:w16="http://schemas.microsoft.com/office/word/2018/wordml" xmlns:w16sdtdh="http://schemas.microsoft.com/office/word/2020/wordml/sdtdatahash" xmlns:w16se="http://schemas.microsoft.com/office/word/2015/wordml/symex" xmlns:wpg="http://schemas.microsoft.com/office/word/2010/wordprocessingGroup" xmlns:wpi="http://schemas.microsoft.com/office/word/2010/wordprocessingInk" xmlns:wne="http://schemas.microsoft.com/office/word/2006/wordml" xmlns:wps="http://schemas.microsoft.com/office/word/2010/wordprocessingShape" mc:Ignorable="w14 w15 w16se w16cid w16 w16cex w16sdtdh wp14">
+<w:numbering xmlns:wpc="http://schemas.microsoft.com/office/word/2010/wordprocessingCanvas" xmlns:cx="http://schemas.microsoft.com/office/drawing/2014/chartex" xmlns:cx1="http://schemas.microsoft.com/office/drawing/2015/9/8/chartex" xmlns:cx2="http://schemas.microsoft.com/office/drawing/2015/10/21/chartex" xmlns:cx3="http://schemas.microsoft.com/office/drawing/2016/5/9/chartex" xmlns:cx4="http://schemas.microsoft.com/office/drawing/2016/5/10/chartex" xmlns:cx5="http://schemas.microsoft.com/office/drawing/2016/5/11/chartex" xmlns:cx6="http://schemas.microsoft.com/office/drawing/2016/5/12/chartex" xmlns:cx7="http://schemas.microsoft.com/office/drawing/2016/5/13/chartex" xmlns:cx8="http://schemas.microsoft.com/office/drawing/2016/5/14/chartex" xmlns:mc="http://schemas.openxmlformats.org/markup-compatibility/2006" xmlns:aink="http://schemas.microsoft.com/office/drawing/2016/ink" xmlns:am3d="http://schemas.microsoft.com/office/drawing/2017/model3d" xmlns:o="urn:schemas-microsoft-com:office:office" xmlns:oel="http://schemas.microsoft.com/office/2019/extlst" xmlns:r="http://schemas.openxmlformats.org/officeDocument/2006/relationships" xmlns:m="http://schemas.openxmlformats.org/officeDocument/2006/math" xmlns:v="urn:schemas-microsoft-com:vml" xmlns:wp14="http://schemas.microsoft.com/office/word/2010/wordprocessingDrawing" xmlns:wp="http://schemas.openxmlformats.org/drawingml/2006/wordprocessingDrawing" xmlns:w10="urn:schemas-microsoft-com:office:word" xmlns:w="http://schemas.openxmlformats.org/wordprocessingml/2006/main" xmlns:w14="http://schemas.microsoft.com/office/word/2010/wordml" xmlns:w15="http://schemas.microsoft.com/office/word/2012/wordml" xmlns:w16cex="http://schemas.microsoft.com/office/word/2018/wordml/cex" xmlns:w16cid="http://schemas.microsoft.com/office/word/2016/wordml/cid" xmlns:w16="http://schemas.microsoft.com/office/word/2018/wordml" xmlns:w16du="http://schemas.microsoft.com/office/word/2023/wordml/word16du" xmlns:w16sdtdh="http://schemas.microsoft.com/office/word/2020/wordml/sdtdatahash" xmlns:w16sdtfl="http://schemas.microsoft.com/office/word/2024/wordml/sdtformatlock" xmlns:w16se="http://schemas.microsoft.com/office/word/2015/wordml/symex" xmlns:wpg="http://schemas.microsoft.com/office/word/2010/wordprocessingGroup" xmlns:wpi="http://schemas.microsoft.com/office/word/2010/wordprocessingInk" xmlns:wne="http://schemas.microsoft.com/office/word/2006/wordml" xmlns:wps="http://schemas.microsoft.com/office/word/2010/wordprocessingShape" mc:Ignorable="w14 w15 w16se w16cid w16 w16cex w16sdtdh w16sdtfl w16du wp14">
   <w:abstractNum w:abstractNumId="0" w15:restartNumberingAfterBreak="0">
     <w:nsid w:val="FFFFFF7C"/>
     <w:multiLevelType w:val="singleLevel"/>
@@ -1338,7 +1361,7 @@
 </file>
 
 <file path=word/styles.xml><?xml version="1.0" encoding="utf-8"?>
-<w:styles xmlns:mc="http://schemas.openxmlformats.org/markup-compatibility/2006" xmlns:r="http://schemas.openxmlformats.org/officeDocument/2006/relationships" xmlns:w="http://schemas.openxmlformats.org/wordprocessingml/2006/main" xmlns:w14="http://schemas.microsoft.com/office/word/2010/wordml" xmlns:w15="http://schemas.microsoft.com/office/word/2012/wordml" xmlns:w16cex="http://schemas.microsoft.com/office/word/2018/wordml/cex" xmlns:w16cid="http://schemas.microsoft.com/office/word/2016/wordml/cid" xmlns:w16="http://schemas.microsoft.com/office/word/2018/wordml" xmlns:w16sdtdh="http://schemas.microsoft.com/office/word/2020/wordml/sdtdatahash" xmlns:w16se="http://schemas.microsoft.com/office/word/2015/wordml/symex" mc:Ignorable="w14 w15 w16se w16cid w16 w16cex w16sdtdh">
+<w:styles xmlns:mc="http://schemas.openxmlformats.org/markup-compatibility/2006" xmlns:r="http://schemas.openxmlformats.org/officeDocument/2006/relationships" xmlns:w="http://schemas.openxmlformats.org/wordprocessingml/2006/main" xmlns:w14="http://schemas.microsoft.com/office/word/2010/wordml" xmlns:w15="http://schemas.microsoft.com/office/word/2012/wordml" xmlns:w16cex="http://schemas.microsoft.com/office/word/2018/wordml/cex" xmlns:w16cid="http://schemas.microsoft.com/office/word/2016/wordml/cid" xmlns:w16="http://schemas.microsoft.com/office/word/2018/wordml" xmlns:w16du="http://schemas.microsoft.com/office/word/2023/wordml/word16du" xmlns:w16sdtdh="http://schemas.microsoft.com/office/word/2020/wordml/sdtdatahash" xmlns:w16sdtfl="http://schemas.microsoft.com/office/word/2024/wordml/sdtformatlock" xmlns:w16se="http://schemas.microsoft.com/office/word/2015/wordml/symex" mc:Ignorable="w14 w15 w16se w16cid w16 w16cex w16sdtdh w16sdtfl w16du">
   <w:docDefaults>
     <w:rPrDefault>
       <w:rPr>
@@ -2096,7 +2119,7 @@
     <w:link w:val="TitleChar"/>
     <w:uiPriority w:val="10"/>
     <w:qFormat/>
-    <w:rsid w:val="007106C8"/>
+    <w:rsid w:val="00E854FA"/>
     <w:pPr>
       <w:spacing w:after="300" w:line="240" w:lineRule="auto"/>
       <w:contextualSpacing/>
@@ -2106,7 +2129,7 @@
       <w:rFonts w:eastAsiaTheme="majorEastAsia" w:cstheme="majorBidi"/>
       <w:spacing w:val="5"/>
       <w:kern w:val="28"/>
-      <w:sz w:val="52"/>
+      <w:sz w:val="40"/>
       <w:szCs w:val="52"/>
       <w:lang w:val="sv-SE" w:eastAsia="en-US" w:bidi="ar-SA"/>
     </w:rPr>
@@ -2116,12 +2139,12 @@
     <w:basedOn w:val="DefaultParagraphFont"/>
     <w:link w:val="Title"/>
     <w:uiPriority w:val="10"/>
-    <w:rsid w:val="007106C8"/>
+    <w:rsid w:val="00E854FA"/>
     <w:rPr>
       <w:rFonts w:ascii="Times New Roman" w:eastAsiaTheme="majorEastAsia" w:hAnsi="Times New Roman" w:cstheme="majorBidi"/>
       <w:spacing w:val="5"/>
       <w:kern w:val="28"/>
-      <w:sz w:val="52"/>
+      <w:sz w:val="40"/>
       <w:szCs w:val="52"/>
       <w:lang w:val="sv-SE" w:eastAsia="en-US" w:bidi="ar-SA"/>
     </w:rPr>

--- a/klagomål/A 24591-2026 FSC-klagomål.docx
+++ b/klagomål/A 24591-2026 FSC-klagomål.docx
@@ -1141,7 +1141,7 @@
     <w:r>
       <w:tab/>
       <w:tab/>
-      <w:t>2026-06-18</w:t>
+      <w:t>2026-06-19</w:t>
       <w:br/>
       <w:br/>
     </w:r>

--- a/klagomål/A 24591-2026 FSC-klagomål.docx
+++ b/klagomål/A 24591-2026 FSC-klagomål.docx
@@ -1141,7 +1141,7 @@
     <w:r>
       <w:tab/>
       <w:tab/>
-      <w:t>2026-06-19</w:t>
+      <w:t>2026-06-20</w:t>
       <w:br/>
       <w:br/>
     </w:r>

--- a/klagomål/A 24591-2026 FSC-klagomål.docx
+++ b/klagomål/A 24591-2026 FSC-klagomål.docx
@@ -168,38 +168,7 @@
     </w:p>
     <w:p>
       <w:r>
-        <w:t>Detta dokument behandlar höga naturvärden i avverkningsanmälan A 24591-2026 i Bergs kommun som inkom 2026-05-28 och omfattar 5,6 ha.</w:t>
-      </w:r>
-    </w:p>
-    <w:p>
-      <w:r>
-        <w:t>Nedan presenteras fynd av naturvårdsarter och fridlysta arter som gjorts i det avverkningsanmälda området, samt relevanta utdrag ur standarderna för FSC, Chain of Custody, Controlled Wood och PEFC. I BILAGA 1 finns artfakta om fridlysta arter.</w:t>
-      </w:r>
-    </w:p>
-    <w:p>
-      <w:r>
-        <w:t>Vi förväntar oss att ni återkommer med ett skriftligt svar på vårt klagomål och även beskriver vilka korrigerande åtgärder ni satt in för att rätta till identifierade brister i er efterlevnad av den svenska FSC standarden.</w:t>
-      </w:r>
-    </w:p>
-    <w:p>
-      <w:pPr>
-        <w:pStyle w:val="Heading1"/>
-      </w:pPr>
-      <w:r>
-        <w:t>Naturvårdsarter</w:t>
-      </w:r>
-    </w:p>
-    <w:p>
-      <w:r>
-        <w:t>I och inom 20 meter från avverkningsanmälan har följande 19 naturvårdsarter hittats: garnlav (VU, T), sprickporing (VU), blanksvart spiklav (NT), blågrå svartspik (NT), brunpudrad nållav (NT, T), dvärgbägarlav (NT, T), gammelgransskål (NT, T), tallticka (NT, T), ullticka (NT, T), vedskivlav (NT, T), vitgrynig nållav (NT), bronshjon (S, T), norrlandslav (S, T), plattlummer (S, T, §9), svavelriska (S), spillkråka (T, §4), grönsiska (§4), kungsfågel (§4) och revlummer (§9). Av dessa är 11 rödlistade. För rödlistade arter har rödlistekategorin angivits inom parentes. Arter som är signalarter enligt Skogsstyrelsen har markerats med (S). Typiska arter inom Natura 2000 som är kopplade till skogsekosystem har markerats med (T). För fridlysta arter anges även paragrafen i Artskyddsförordningen som arten är fridlyst enligt.</w:t>
-      </w:r>
-    </w:p>
-    <w:p>
-      <w:r>
-        <w:t>De påträffade naturvårdsarterna är ett tydligt kvitto på att det rör sig om en skog med höga naturvärden.</w:t>
-      </w:r>
-      <w:r>
-        <w:t xml:space="preserve"> I Figur 1 visas fyndplatser för naturvårdsarter i området, som finns registrerade på Artportalen.</w:t>
+        <w:t>Detta klagomål behandlar höga naturvärden i avverkningsanmälan A 24591-2026 i Bergs kommun som inkom 2026-05-28 och omfattar 5,6 ha.</w:t>
       </w:r>
     </w:p>
     <w:p>
@@ -247,34 +216,322 @@
         <w:spacing w:after="240"/>
       </w:pPr>
       <w:r>
-        <w:t>Figur 1. Fyndplatser för naturvårdsarter i och inom 20 meter från avverkningsanmälan (röd linje). Markörer utan svart kant är placerade på fyndplatsen. Markörer med svart kant är placerade vid sidan av fyndplatsen och har ett svart streck som visar fyndplatsens exakta position. Kartans mittpunktskoordinat är N 6949936, E 481833 i SWEREF 99 TM.</w:t>
+        <w:t>Figur 1. Fyndplatser för naturvårdsarter i och inom 20 meter från avverkningsanmälan. Markörer utan svart kant är placerade på fyndplatsen. Markörer med svart kant är placerade vid sidan av fyndplatsen har ett svart streck som visar fyndplatsens exakta position. Kartans mittpunktskoordinat är N 6949936, E 481833 i SWEREF 99 TM.</w:t>
+      </w:r>
+    </w:p>
+    <w:p>
+      <w:r>
+        <w:t>I och inom 20 meter från avverkningsanmälan finns fynd av 19 naturvårdsarter, varav 11 är rödlistade, 5 är fridlysta, 11 är typiska (T) och 4 är signalarter (S): garnlav (VU, T), sprickporing (VU), blanksvart spiklav (NT), blågrå svartspik (NT), brunpudrad nållav (NT, T), dvärgbägarlav (NT, T), gammelgransskål (NT, T), tallticka (NT, T), ullticka (NT, T), vedskivlav (NT, T), vitgrynig nållav (NT), bronshjon (S, T), norrlandslav (S, T), plattlummer (S, T, §9), svavelriska (S), spillkråka (T, §4), grönsiska (§4), kungsfågel (§4) och revlummer (§9). Se Figur 1.</w:t>
+      </w:r>
+    </w:p>
+    <w:p>
+      <w:r>
+        <w:t>Nedan presenteras relevanta utdrag ur standarderna för FSC, Chain of Custody, Controlled Wood och PEFC.</w:t>
+      </w:r>
+    </w:p>
+    <w:p>
+      <w:r>
+        <w:t>Vi förväntar oss att ni återkommer med ett skriftligt svar på vårt klagomål och även beskriver vilka korrigerande åtgärder ni satt in för att rätta till identifierade brister i er efterlevnad av den svenska FSC standarden.</w:t>
       </w:r>
     </w:p>
     <w:p>
       <w:pPr>
-        <w:pStyle w:val="Heading2"/>
+        <w:pStyle w:val="Heading1"/>
       </w:pPr>
       <w:r>
-        <w:t>Fridlysta arter</w:t>
+        <w:t>Naturvårdsarter och fridlysta arter</w:t>
       </w:r>
     </w:p>
     <w:p>
       <w:r>
-        <w:t>Följande fridlysta arter har sina livsmiljöer och växtplatser i den avverkningsanmälda skogen: plattlummer (S, T, §9), spillkråka (T, §4), grönsiska (§4), kungsfågel (§4) och revlummer (§9).</w:t>
+        <w:t>Nedan följer beskrivningar av de naturvårdsarter och fridlysta arter som har sina livsmiljöer och växtplatser i den avverkningsanmälda skogen. Se även ytterligare artfakta i BILAGA 1. De påträffade naturvårdsarterna är ett tydligt kvitto på att det rör sig om en skog med höga naturvärden.</w:t>
       </w:r>
     </w:p>
     <w:p>
-      <w:r>
-        <w:t xml:space="preserve">Observera att medlemsländerna är skyldiga att agera i enlighet med EU:s fågeldirektiv där det uttryckligen står att direktivet gäller för fåglar samt för deras ägg, bon och </w:t>
-      </w:r>
       <w:r>
         <w:rPr>
           <w:b/>
         </w:rPr>
-        <w:t xml:space="preserve">livsmiljöer </w:t>
-      </w:r>
-      <w:r>
-        <w:t>(artikel 1). Vidare att de åtgärder som vidtas inte får leda till en försämring av den nuvarande situationen beträffande bevarandet av de fågelarter som avses i artikel 1 (artikel 13). Fågeldirektivet är styrande för tillsynsansvariga myndigheters ärendehantering, ställningstaganden och beslutsfattande.</w:t>
+        <w:t>Garnlav (VU)</w:t>
+      </w:r>
+      <w:r>
+        <w:t xml:space="preserve"> är en utpräglad barrskogsart som ibland kan drapera träden i norrländska grannaturskogar med hög luftfuktighet. Den förekommer även i talldominerade bestånd där den, förutom i trädens grenverk, påträffas hängande över ojämnheter i tallbarken. Arten har minskat starkt i södra och mellersta Sverige och den minskar även i sitt nordliga utbredningsområde. Minskningstakten uppgår till 30 (20–50) % inom 50 år och överstiger gränsvärdet för Sårbar (VU). Orsaken till tillbakagången beror främst på slutavverkningar av naturskogsartade skogar. Bestånd med riklig förekomst bör regelmässigt sparas, vilket även gynnar flera andra sällsynta och rödlistade arter. Garnlav är värdväxt för den mycket sällsynta och akut hotade fjärilen barrskogslavfly (CR) som hör hemma i boreala barrskogar med riklig förekomst av värdväxten. Tidigare kunde arten konstateras årligen på flera platser vid Dala-Floda i Dalarna innan lokalerna kalavverkades. Senaste fyndet i landet av barrskogslavfly är från år 2000 då den påträffades vid Högberget i Sollefteå kommun. Garnlav är typisk art för </w:t>
+      </w:r>
+      <w:r>
+        <w:rPr>
+          <w:i/>
+        </w:rPr>
+        <w:t xml:space="preserve">9010 Taiga </w:t>
+      </w:r>
+      <w:r>
+        <w:t>och</w:t>
+      </w:r>
+      <w:r>
+        <w:rPr>
+          <w:i/>
+        </w:rPr>
+        <w:t xml:space="preserve"> 9070 Trädklädd betesmark</w:t>
+      </w:r>
+      <w:r>
+        <w:t xml:space="preserve"> (SLU Artdatabanken, 2026).</w:t>
+      </w:r>
+    </w:p>
+    <w:p>
+      <w:r>
+        <w:rPr>
+          <w:b/>
+        </w:rPr>
+        <w:t>Sprickporing (VU)</w:t>
+      </w:r>
+      <w:r>
+        <w:t>, rödlistad som sårbar, är en sällsynt art som växer på senvuxen gran i lågproduktiva miljöer, ett substrat som nybildas i mycket liten skala i modern produktionsskog. Arten bedöms ha minskat kraftigt, med mer än 30 % över de senaste 20 åren, huvudsakligen på grund av slutavverkningar. I bestånd där arten förekommer måste skogsbruk undvikas. Fler av artens lokaler bör skyddas (SLU Artdatabanken, 2024).</w:t>
+      </w:r>
+    </w:p>
+    <w:p>
+      <w:r>
+        <w:rPr>
+          <w:b/>
+        </w:rPr>
+        <w:t>Blanksvart spiklav (NT)</w:t>
+      </w:r>
+      <w:r>
+        <w:t xml:space="preserve"> förekommer på torr, hård, gammal kärnved men även på äldre ytved av tall i naturskogsartade bestånd med begränsad brandpåverkan och ostörd hydrologi. Skogsbruksåtgärder på eller i närheten av lokaler med blanksvart spiklav utgör ett hot. Naturskogsartade öppna tall- och barrblandskogar med blanksvart spiklav indikerar höga biologiska värden och bör bevaras (SLU Artdatabanken, 2024).</w:t>
+      </w:r>
+    </w:p>
+    <w:p>
+      <w:r>
+        <w:rPr>
+          <w:b/>
+        </w:rPr>
+        <w:t>Blågrå svartspik (NT)</w:t>
+      </w:r>
+      <w:r>
+        <w:t xml:space="preserve"> växer på torr, hård ved av gamla, solbelysta torrakor, högstubbar av tall och grova döda grenar på levande tallar i öppna bestånd av naturskogskaraktär. Nästan alltid rör det sig om tjärrika torrträd och högstubbar (töreved, keloträd) som kan vara en bra bit över hundra år, i vissa fall sannolikt hundratals år gamla. Skogsbruk är idag det allvarligaste hotet. Ett långsiktigt hot är att nybildningen av gamla torrakor och högstubbar är en långsam process vilken ofta är beroende av skogsbrand. Nytt substrat bildas numera sannolikt nästan inte alls då antalet naturliga skogsbränder har minskat drastiskt på grund av effektivare brandbekämpning. Döda träd som lämnas efter avverkning är inte lämpliga för arten, eftersom dessa träd inte varit utsatta för skogsbrand och bildat tjärrik ved. Skogsbruksåtgärder på eller i närheten av växtplatserna bör undvikas. Naturskogsartade skogar med förekomst av arten indikerar höga biologiska värden och bör bevaras. Blågrå svartspik har en mycket begränsad utbredning utanför de nordiska länderna varför dessa länder har ett speciellt ansvar för arten (SLU Artdatabanken, 2024).</w:t>
+      </w:r>
+    </w:p>
+    <w:p>
+      <w:r>
+        <w:rPr>
+          <w:b/>
+        </w:rPr>
+        <w:t>Brunpudrad nållav (NT)</w:t>
+      </w:r>
+      <w:r>
+        <w:t xml:space="preserve"> är beroende av hög, jämn luftfuktighet och kan påträffas i fuktiga skogar av naturskogskaraktär, ofta i sumpgranskog eller andra sumpskogar. Arten är placerad högst upp i Skogsstyrelsens värdepyramid för bedömning av skog med höga naturvärden och förekomster bör undantas från skogsbruksåtgärder. Brunpudrad nållav är typisk art för </w:t>
+      </w:r>
+      <w:r>
+        <w:rPr>
+          <w:i/>
+        </w:rPr>
+        <w:t>9010 Taiga</w:t>
+      </w:r>
+      <w:r>
+        <w:t xml:space="preserve"> (SLU Artdatabanken, 2024; Nitare &amp; Skogsstyrelsen, 2019).</w:t>
+      </w:r>
+    </w:p>
+    <w:p>
+      <w:r>
+        <w:rPr>
+          <w:b/>
+        </w:rPr>
+        <w:t>Dvärgbägarlav (NT)</w:t>
+      </w:r>
+      <w:r>
+        <w:t xml:space="preserve"> förekommer över hela Sverige på gammal hård ved, huvudsakligen på tall men i södra Sverige även på ek. Veden utgörs framförallt av grova stubbar, lågor och grenar. Substratet har blivit sällsyntare och nybildning av substrat sker bara i begränsad omfattning. Arten hotas av att grova lågor blir allt sällsyntare i dagens kulturskogar samt att nybildningen av lämpliga substrat går mycket långsamt. En riklig tillgång på gamla tall- eller eklågor måste säkerställas på artens lokaler. Dvärgbägarlav är typisk art för </w:t>
+      </w:r>
+      <w:r>
+        <w:rPr>
+          <w:i/>
+        </w:rPr>
+        <w:t>9010 Taiga</w:t>
+      </w:r>
+      <w:r>
+        <w:t xml:space="preserve"> (SLU Artdatabanken, 2024; Nitare &amp; Skogsstyrelsen, 2019).</w:t>
+      </w:r>
+    </w:p>
+    <w:p>
+      <w:r>
+        <w:rPr>
+          <w:b/>
+        </w:rPr>
+        <w:t>Gammelgransskål (NT)</w:t>
+      </w:r>
+      <w:r>
+        <w:t xml:space="preserve"> är en liten skålsvamp som växer på gamla granar med skrovlig bark. Typiska växtplatser är gransumpskog i myrkanter, bäckdråg, bäckraviner och skuggiga bergssluttningar, men också skog på torrare mark kan hysa arten om beståndet har stark naturskogskaraktär. Bestånd med arten bör behandlas som nyckelbiotoper och sparas vid en slutavverkning. Även gallring bör undvikas. Gammelgransskål är typisk art för </w:t>
+      </w:r>
+      <w:r>
+        <w:rPr>
+          <w:i/>
+        </w:rPr>
+        <w:t>9010 Taiga</w:t>
+      </w:r>
+      <w:r>
+        <w:t xml:space="preserve"> (SLU Artdatabanken, 2024; Nitare &amp; Skogsstyrelsen, 2019).</w:t>
+      </w:r>
+    </w:p>
+    <w:p>
+      <w:r>
+        <w:rPr>
+          <w:b/>
+        </w:rPr>
+        <w:t xml:space="preserve">Tallticka (NT) </w:t>
+      </w:r>
+      <w:r>
+        <w:t xml:space="preserve">uppträder först på tallar som är 100–150 år gamla men är vanligast på träd som är runt 150–200 år eller äldre. I skogslandskapet är den främst knuten till tallnaturskogar och restbiotoper med biologiskt gamla träd och signalerar vanligtvis skyddsvärda tallbestånd med höga naturvärden. Tallticka är typisk art för </w:t>
+      </w:r>
+      <w:r>
+        <w:rPr>
+          <w:i/>
+        </w:rPr>
+        <w:t xml:space="preserve">9010 Taiga </w:t>
+      </w:r>
+      <w:r>
+        <w:t xml:space="preserve">och </w:t>
+      </w:r>
+      <w:r>
+        <w:rPr>
+          <w:i/>
+        </w:rPr>
+        <w:t>9060 Åsbarrskog</w:t>
+      </w:r>
+      <w:r>
+        <w:t xml:space="preserve"> (SLU Artdatabanken, 2023; Nitare &amp; Skogsstyrelsen, 2019).</w:t>
+      </w:r>
+    </w:p>
+    <w:p>
+      <w:r>
+        <w:rPr>
+          <w:b/>
+        </w:rPr>
+        <w:t>Ullticka (NT)</w:t>
+      </w:r>
+      <w:r>
+        <w:t xml:space="preserve"> är knuten till restbestånd av barrnaturskog och förekommer med ett tydligt optimum i orörda eller måttligt påverkade gamla granskogar där det föreligger viss kontinuitet av grov död ved. Ullticka är en bra signalart inom hela sitt utbredningsområde och i södra Sverige är den sällsynt och en god signalart för skyddsvärda granskogsmiljöer. Den hotas av avverkning och fragmentering av naturskog och äldre granskog med lång trädkontinuitet. På ullticka kan ibland ulltickeporing (VU) påträffas - det är en sällsynt ticka som nyligen delats upp i de tre olika arterna ulltickeporing </w:t>
+      </w:r>
+      <w:r>
+        <w:rPr>
+          <w:i/>
+        </w:rPr>
+        <w:t xml:space="preserve">Skeletocutis brevispora </w:t>
+      </w:r>
+      <w:r>
+        <w:t>(VU)</w:t>
+      </w:r>
+      <w:r>
+        <w:rPr>
+          <w:i/>
+        </w:rPr>
+        <w:t>, Skeletocutis delicata</w:t>
+      </w:r>
+      <w:r>
+        <w:t xml:space="preserve"> (VU)</w:t>
+      </w:r>
+      <w:r>
+        <w:rPr>
+          <w:i/>
+        </w:rPr>
+        <w:t xml:space="preserve"> och Skeletocutis exilis</w:t>
+      </w:r>
+      <w:r>
+        <w:t xml:space="preserve"> (NT). Ullticka är typisk art för </w:t>
+      </w:r>
+      <w:r>
+        <w:rPr>
+          <w:i/>
+        </w:rPr>
+        <w:t xml:space="preserve">9010 Taiga, 9050 Näringsrik granskog </w:t>
+      </w:r>
+      <w:r>
+        <w:t xml:space="preserve">och </w:t>
+      </w:r>
+      <w:r>
+        <w:rPr>
+          <w:i/>
+        </w:rPr>
+        <w:t>9030 Landhöjningsskog</w:t>
+      </w:r>
+      <w:r>
+        <w:t xml:space="preserve"> (SLU Artdatabanken, 2026; Nitare &amp; Skogsstyrelsen, 2019; Miettinen &amp; Niemelä, 2018).</w:t>
+      </w:r>
+    </w:p>
+    <w:p>
+      <w:r>
+        <w:rPr>
+          <w:b/>
+        </w:rPr>
+        <w:t>Vedskivlav (NT)</w:t>
+      </w:r>
+      <w:r>
+        <w:t xml:space="preserve"> växer på gammal, torr, exponerad, hård kärnved av framförallt tall i naturskogsartade bestånd. Avverkning av tallskog av naturskogskaraktär med spår av återkommande bränder är ett hot. Mängden lämplig ved att växa på för vedskivlav minskar, dels på grund av naturlig nedbrytning men framförallt på grund av att de förstörs i samband med slutavverkningar, gallringar och markberedning. Tall- och blandbarrskogar av naturskogskaraktär med spår av återkommande bränder bör skyddas. Vedskivlav är typisk art för </w:t>
+      </w:r>
+      <w:r>
+        <w:rPr>
+          <w:i/>
+        </w:rPr>
+        <w:t>9010 Taiga</w:t>
+      </w:r>
+      <w:r>
+        <w:t xml:space="preserve"> (SLU Artdatabanken, 2024).</w:t>
+      </w:r>
+    </w:p>
+    <w:p>
+      <w:r>
+        <w:rPr>
+          <w:b/>
+        </w:rPr>
+        <w:t>Vitgrynig nållav (NT)</w:t>
+      </w:r>
+      <w:r>
+        <w:t xml:space="preserve"> växer nästan uteslutande på bark av gamla, senvuxna granar i skuggiga lägen med hög och jämn luftfuktighet. Den vanligaste naturtypen för arten är kontinuitetsskogar på frisk mark men den finns också i sumpgranskogar. På lång sikt utgör avverkningar av olikåldriga granskogar av naturskogskaraktär ett allvarligt hot mot arten och skogsbruksåtgärder på eller i närheten av växtplatserna bör undvikas. Naturskogsartade, fuktiga granskogar med förekomster av arten signalerar höga biologiska värden och bör bevaras (SLU Artdatabanken, 2024; Nitare &amp; Skogsstyrelsen, 2019).</w:t>
+      </w:r>
+    </w:p>
+    <w:p>
+      <w:r>
+        <w:rPr>
+          <w:b/>
+        </w:rPr>
+        <w:t>Bronshjon</w:t>
+      </w:r>
+      <w:r>
+        <w:t xml:space="preserve"> är en skalbagge vars larvutveckling sker under grov bark på stammar av döda eller döende barrträd, främst gran, i mindre omfattning tall. Arten är knuten till äldre, naturskogslik granskog med inslag av torkande träd. Bronshjon är typisk art för </w:t>
+      </w:r>
+      <w:r>
+        <w:rPr>
+          <w:i/>
+        </w:rPr>
+        <w:t>9010 Taiga</w:t>
+      </w:r>
+      <w:r>
+        <w:t xml:space="preserve"> (SLU Artdatabanken, 2025).</w:t>
+      </w:r>
+    </w:p>
+    <w:p>
+      <w:r>
+        <w:rPr>
+          <w:b/>
+        </w:rPr>
+        <w:t xml:space="preserve">Norrlandslav </w:t>
+      </w:r>
+      <w:r>
+        <w:t xml:space="preserve">indikerar söder om den naturliga norrlandsgränsen barrskogsbeklädda bergbranter eller andra ostörda skogsmiljöer med höga naturvärden. Norrlandslav är typisk art för </w:t>
+      </w:r>
+      <w:r>
+        <w:rPr>
+          <w:i/>
+        </w:rPr>
+        <w:t xml:space="preserve">9010 Taiga, 8110 Silikatrasmarker </w:t>
+      </w:r>
+      <w:r>
+        <w:t>och</w:t>
+      </w:r>
+      <w:r>
+        <w:rPr>
+          <w:i/>
+        </w:rPr>
+        <w:t xml:space="preserve"> 8120 Kalkrasmarker </w:t>
+      </w:r>
+      <w:r>
+        <w:t>(Nitare &amp; Skogsstyrelsen, 2000; SLU Artdatabanken, 2025).</w:t>
       </w:r>
     </w:p>
     <w:p>
@@ -333,306 +590,6 @@
       </w:r>
       <w:r>
         <w:t>. Den behöver grova träd, främst tall, asp och bok som boträd. Skogsbruk med korta omloppstider och täta, homogena ungskogar utgör det största hotet. Spillkråka är en nyckelart i skogliga miljöer vars övergivna bohål utnyttjas av flera andra hålhäckande fågelarter och fladdermöss, däribland pärluggla (EN, §4), knipa (§4), salskrake (§4) och skogsduva (§4). Hökuggla (VU, §4) och slaguggla (§4) häckar ofta i högstubbar som brutits av i höjd med ett gammalt spillkråkebo (SLU Artdatabanken, 2026; Skogsstyrelsen, 2016).</w:t>
-      </w:r>
-    </w:p>
-    <w:p>
-      <w:r>
-        <w:t>I BILAGA 1 finns mer detaljerad information om ekologi samt krav på livsmiljö hos fridlysta arter.</w:t>
-      </w:r>
-    </w:p>
-    <w:p>
-      <w:pPr>
-        <w:pStyle w:val="Heading2"/>
-      </w:pPr>
-      <w:r>
-        <w:t>Övriga naturvårdsarter</w:t>
-      </w:r>
-    </w:p>
-    <w:p>
-      <w:r>
-        <w:rPr>
-          <w:b/>
-        </w:rPr>
-        <w:t>Blanksvart spiklav (NT)</w:t>
-      </w:r>
-      <w:r>
-        <w:t xml:space="preserve"> förekommer på torr, hård, gammal kärnved men även på äldre ytved av tall i naturskogsartade bestånd med begränsad brandpåverkan och ostörd hydrologi. Skogsbruksåtgärder på eller i närheten av lokaler med blanksvart spiklav utgör ett hot. Naturskogsartade öppna tall- och barrblandskogar med blanksvart spiklav indikerar höga biologiska värden och bör bevaras (SLU Artdatabanken, 2024).</w:t>
-      </w:r>
-    </w:p>
-    <w:p>
-      <w:r>
-        <w:rPr>
-          <w:b/>
-        </w:rPr>
-        <w:t>Blågrå svartspik (NT)</w:t>
-      </w:r>
-      <w:r>
-        <w:t xml:space="preserve"> växer på torr, hård ved av gamla, solbelysta torrakor, högstubbar av tall och grova döda grenar på levande tallar i öppna bestånd av naturskogskaraktär. Nästan alltid rör det sig om tjärrika torrträd och högstubbar (töreved, keloträd) som kan vara en bra bit över hundra år, i vissa fall sannolikt hundratals år gamla. Skogsbruk är idag det allvarligaste hotet. Ett långsiktigt hot är att nybildningen av gamla torrakor och högstubbar är en långsam process vilken ofta är beroende av skogsbrand. Nytt substrat bildas numera sannolikt nästan inte alls då antalet naturliga skogsbränder har minskat drastiskt på grund av effektivare brandbekämpning. Döda träd som lämnas efter avverkning är inte lämpliga för arten, eftersom dessa träd inte varit utsatta för skogsbrand och bildat tjärrik ved. Skogsbruksåtgärder på eller i närheten av växtplatserna bör undvikas. Naturskogsartade skogar med förekomst av arten indikerar höga biologiska värden och bör bevaras. Blågrå svartspik har en mycket begränsad utbredning utanför de nordiska länderna varför dessa länder har ett speciellt ansvar för arten (SLU Artdatabanken, 2024).</w:t>
-      </w:r>
-    </w:p>
-    <w:p>
-      <w:r>
-        <w:rPr>
-          <w:b/>
-        </w:rPr>
-        <w:t>Bronshjon</w:t>
-      </w:r>
-      <w:r>
-        <w:t xml:space="preserve"> är en skalbagge vars larvutveckling sker under grov bark på stammar av döda eller döende barrträd, främst gran, i mindre omfattning tall. Arten är knuten till äldre, naturskogslik granskog med inslag av torkande träd. Bronshjon är typisk art för </w:t>
-      </w:r>
-      <w:r>
-        <w:rPr>
-          <w:i/>
-        </w:rPr>
-        <w:t>9010 Taiga</w:t>
-      </w:r>
-      <w:r>
-        <w:t xml:space="preserve"> (SLU Artdatabanken, 2025).</w:t>
-      </w:r>
-    </w:p>
-    <w:p>
-      <w:r>
-        <w:rPr>
-          <w:b/>
-        </w:rPr>
-        <w:t>Brunpudrad nållav (NT)</w:t>
-      </w:r>
-      <w:r>
-        <w:t xml:space="preserve"> är beroende av hög, jämn luftfuktighet och kan påträffas i fuktiga skogar av naturskogskaraktär, ofta i sumpgranskog eller andra sumpskogar. Arten är placerad högst upp i Skogsstyrelsens värdepyramid för bedömning av skog med höga naturvärden och förekomster bör undantas från skogsbruksåtgärder. Brunpudrad nållav är typisk art för </w:t>
-      </w:r>
-      <w:r>
-        <w:rPr>
-          <w:i/>
-        </w:rPr>
-        <w:t>9010 Taiga</w:t>
-      </w:r>
-      <w:r>
-        <w:t xml:space="preserve"> (SLU Artdatabanken, 2024; Nitare &amp; Skogsstyrelsen, 2019).</w:t>
-      </w:r>
-    </w:p>
-    <w:p>
-      <w:r>
-        <w:rPr>
-          <w:b/>
-        </w:rPr>
-        <w:t>Dvärgbägarlav (NT)</w:t>
-      </w:r>
-      <w:r>
-        <w:t xml:space="preserve"> förekommer över hela Sverige på gammal hård ved, huvudsakligen på tall men i södra Sverige även på ek. Veden utgörs framförallt av grova stubbar, lågor och grenar. Substratet har blivit sällsyntare och nybildning av substrat sker bara i begränsad omfattning. Arten hotas av att grova lågor blir allt sällsyntare i dagens kulturskogar samt att nybildningen av lämpliga substrat går mycket långsamt. En riklig tillgång på gamla tall- eller eklågor måste säkerställas på artens lokaler. Dvärgbägarlav är typisk art för </w:t>
-      </w:r>
-      <w:r>
-        <w:rPr>
-          <w:i/>
-        </w:rPr>
-        <w:t>9010 Taiga</w:t>
-      </w:r>
-      <w:r>
-        <w:t xml:space="preserve"> (SLU Artdatabanken, 2024; Nitare &amp; Skogsstyrelsen, 2019).</w:t>
-      </w:r>
-    </w:p>
-    <w:p>
-      <w:r>
-        <w:rPr>
-          <w:b/>
-        </w:rPr>
-        <w:t>Gammelgransskål (NT)</w:t>
-      </w:r>
-      <w:r>
-        <w:t xml:space="preserve"> är en liten skålsvamp som växer på gamla granar med skrovlig bark. Typiska växtplatser är gransumpskog i myrkanter, bäckdråg, bäckraviner och skuggiga bergssluttningar, men också skog på torrare mark kan hysa arten om beståndet har stark naturskogskaraktär. Bestånd med arten bör behandlas som nyckelbiotoper och sparas vid en slutavverkning. Även gallring bör undvikas. Gammelgransskål är typisk art för </w:t>
-      </w:r>
-      <w:r>
-        <w:rPr>
-          <w:i/>
-        </w:rPr>
-        <w:t>9010 Taiga</w:t>
-      </w:r>
-      <w:r>
-        <w:t xml:space="preserve"> (SLU Artdatabanken, 2024; Nitare &amp; Skogsstyrelsen, 2019).</w:t>
-      </w:r>
-    </w:p>
-    <w:p>
-      <w:r>
-        <w:rPr>
-          <w:b/>
-        </w:rPr>
-        <w:t>Garnlav (VU)</w:t>
-      </w:r>
-      <w:r>
-        <w:t xml:space="preserve"> är en utpräglad barrskogsart som ibland kan drapera träden i norrländska grannaturskogar med hög luftfuktighet. Den förekommer även i talldominerade bestånd där den, förutom i trädens grenverk, påträffas hängande över ojämnheter i tallbarken. Arten har minskat starkt i södra och mellersta Sverige och den minskar även i sitt nordliga utbredningsområde. Minskningstakten uppgår till 30 (20–50) % inom 50 år och överstiger gränsvärdet för Sårbar (VU). Orsaken till tillbakagången beror främst på slutavverkningar av naturskogsartade skogar. Bestånd med riklig förekomst bör regelmässigt sparas, vilket även gynnar flera andra sällsynta och rödlistade arter. Garnlav är värdväxt för den mycket sällsynta och akut hotade fjärilen barrskogslavfly (CR) som hör hemma i boreala barrskogar med riklig förekomst av värdväxten. Tidigare kunde arten konstateras årligen på flera platser vid Dala-Floda i Dalarna innan lokalerna kalavverkades. Senaste fyndet i landet av barrskogslavfly är från år 2000 då den påträffades vid Högberget i Sollefteå kommun. Garnlav är typisk art för </w:t>
-      </w:r>
-      <w:r>
-        <w:rPr>
-          <w:i/>
-        </w:rPr>
-        <w:t xml:space="preserve">9010 Taiga </w:t>
-      </w:r>
-      <w:r>
-        <w:t>och</w:t>
-      </w:r>
-      <w:r>
-        <w:rPr>
-          <w:i/>
-        </w:rPr>
-        <w:t xml:space="preserve"> 9070 Trädklädd betesmark</w:t>
-      </w:r>
-      <w:r>
-        <w:t xml:space="preserve"> (SLU Artdatabanken, 2026).</w:t>
-      </w:r>
-    </w:p>
-    <w:p>
-      <w:r>
-        <w:rPr>
-          <w:b/>
-        </w:rPr>
-        <w:t xml:space="preserve">Norrlandslav </w:t>
-      </w:r>
-      <w:r>
-        <w:t xml:space="preserve">indikerar söder om den naturliga norrlandsgränsen barrskogsbeklädda bergbranter eller andra ostörda skogsmiljöer med höga naturvärden. Norrlandslav är typisk art för </w:t>
-      </w:r>
-      <w:r>
-        <w:rPr>
-          <w:i/>
-        </w:rPr>
-        <w:t xml:space="preserve">9010 Taiga, 8110 Silikatrasmarker </w:t>
-      </w:r>
-      <w:r>
-        <w:t>och</w:t>
-      </w:r>
-      <w:r>
-        <w:rPr>
-          <w:i/>
-        </w:rPr>
-        <w:t xml:space="preserve"> 8120 Kalkrasmarker </w:t>
-      </w:r>
-      <w:r>
-        <w:t>(Nitare &amp; Skogsstyrelsen, 2000; SLU Artdatabanken, 2025).</w:t>
-      </w:r>
-    </w:p>
-    <w:p>
-      <w:r>
-        <w:rPr>
-          <w:b/>
-        </w:rPr>
-        <w:t>Sprickporing (VU)</w:t>
-      </w:r>
-      <w:r>
-        <w:t>, rödlistad som sårbar, är en sällsynt art som växer på senvuxen gran i lågproduktiva miljöer, ett substrat som nybildas i mycket liten skala i modern produktionsskog. Arten bedöms ha minskat kraftigt, med mer än 30 % över de senaste 20 åren, huvudsakligen på grund av slutavverkningar. I bestånd där arten förekommer måste skogsbruk undvikas. Fler av artens lokaler bör skyddas (SLU Artdatabanken, 2024).</w:t>
-      </w:r>
-    </w:p>
-    <w:p>
-      <w:r>
-        <w:rPr>
-          <w:b/>
-        </w:rPr>
-        <w:t xml:space="preserve">Tallticka (NT) </w:t>
-      </w:r>
-      <w:r>
-        <w:t xml:space="preserve">uppträder först på tallar som är 100–150 år gamla men är vanligast på träd som är runt 150–200 år eller äldre. I skogslandskapet är den främst knuten till tallnaturskogar och restbiotoper med biologiskt gamla träd och signalerar vanligtvis skyddsvärda tallbestånd med höga naturvärden. Tallticka är typisk art för </w:t>
-      </w:r>
-      <w:r>
-        <w:rPr>
-          <w:i/>
-        </w:rPr>
-        <w:t xml:space="preserve">9010 Taiga </w:t>
-      </w:r>
-      <w:r>
-        <w:t xml:space="preserve">och </w:t>
-      </w:r>
-      <w:r>
-        <w:rPr>
-          <w:i/>
-        </w:rPr>
-        <w:t>9060 Åsbarrskog</w:t>
-      </w:r>
-      <w:r>
-        <w:t xml:space="preserve"> (SLU Artdatabanken, 2023; Nitare &amp; Skogsstyrelsen, 2019).</w:t>
-      </w:r>
-    </w:p>
-    <w:p>
-      <w:r>
-        <w:rPr>
-          <w:b/>
-        </w:rPr>
-        <w:t>Ullticka (NT)</w:t>
-      </w:r>
-      <w:r>
-        <w:t xml:space="preserve"> är knuten till restbestånd av barrnaturskog och förekommer med ett tydligt optimum i orörda eller måttligt påverkade gamla granskogar där det föreligger viss kontinuitet av grov död ved. Ullticka är en bra signalart inom hela sitt utbredningsområde och i södra Sverige är den sällsynt och en god signalart för skyddsvärda granskogsmiljöer. Den hotas av avverkning och fragmentering av naturskog och äldre granskog med lång trädkontinuitet. På ullticka kan ibland ulltickeporing (VU) påträffas - det är en sällsynt ticka som nyligen delats upp i de tre olika arterna ulltickeporing </w:t>
-      </w:r>
-      <w:r>
-        <w:rPr>
-          <w:i/>
-        </w:rPr>
-        <w:t xml:space="preserve">Skeletocutis brevispora </w:t>
-      </w:r>
-      <w:r>
-        <w:t>(VU)</w:t>
-      </w:r>
-      <w:r>
-        <w:rPr>
-          <w:i/>
-        </w:rPr>
-        <w:t>, Skeletocutis delicata</w:t>
-      </w:r>
-      <w:r>
-        <w:t xml:space="preserve"> (VU)</w:t>
-      </w:r>
-      <w:r>
-        <w:rPr>
-          <w:i/>
-        </w:rPr>
-        <w:t xml:space="preserve"> och Skeletocutis exilis</w:t>
-      </w:r>
-      <w:r>
-        <w:t xml:space="preserve"> (NT). Ullticka är typisk art för </w:t>
-      </w:r>
-      <w:r>
-        <w:rPr>
-          <w:i/>
-        </w:rPr>
-        <w:t xml:space="preserve">9010 Taiga, 9050 Näringsrik granskog </w:t>
-      </w:r>
-      <w:r>
-        <w:t xml:space="preserve">och </w:t>
-      </w:r>
-      <w:r>
-        <w:rPr>
-          <w:i/>
-        </w:rPr>
-        <w:t>9030 Landhöjningsskog</w:t>
-      </w:r>
-      <w:r>
-        <w:t xml:space="preserve"> (SLU Artdatabanken, 2026; Nitare &amp; Skogsstyrelsen, 2019; Miettinen &amp; Niemelä, 2018).</w:t>
-      </w:r>
-    </w:p>
-    <w:p>
-      <w:r>
-        <w:rPr>
-          <w:b/>
-        </w:rPr>
-        <w:t>Vedskivlav (NT)</w:t>
-      </w:r>
-      <w:r>
-        <w:t xml:space="preserve"> växer på gammal, torr, exponerad, hård kärnved av framförallt tall i naturskogsartade bestånd. Avverkning av tallskog av naturskogskaraktär med spår av återkommande bränder är ett hot. Mängden lämplig ved att växa på för vedskivlav minskar, dels på grund av naturlig nedbrytning men framförallt på grund av att de förstörs i samband med slutavverkningar, gallringar och markberedning. Tall- och blandbarrskogar av naturskogskaraktär med spår av återkommande bränder bör skyddas. Vedskivlav är typisk art för </w:t>
-      </w:r>
-      <w:r>
-        <w:rPr>
-          <w:i/>
-        </w:rPr>
-        <w:t>9010 Taiga</w:t>
-      </w:r>
-      <w:r>
-        <w:t xml:space="preserve"> (SLU Artdatabanken, 2024).</w:t>
-      </w:r>
-    </w:p>
-    <w:p>
-      <w:r>
-        <w:rPr>
-          <w:b/>
-        </w:rPr>
-        <w:t>Vitgrynig nållav (NT)</w:t>
-      </w:r>
-      <w:r>
-        <w:t xml:space="preserve"> växer nästan uteslutande på bark av gamla, senvuxna granar i skuggiga lägen med hög och jämn luftfuktighet. Den vanligaste naturtypen för arten är kontinuitetsskogar på frisk mark men den finns också i sumpgranskogar. På lång sikt utgör avverkningar av olikåldriga granskogar av naturskogskaraktär ett allvarligt hot mot arten och skogsbruksåtgärder på eller i närheten av växtplatserna bör undvikas. Naturskogsartade, fuktiga granskogar med förekomster av arten signalerar höga biologiska värden och bör bevaras (SLU Artdatabanken, 2024; Nitare &amp; Skogsstyrelsen, 2019).</w:t>
       </w:r>
     </w:p>
     <w:p>
@@ -1141,7 +1098,7 @@
     <w:r>
       <w:tab/>
       <w:tab/>
-      <w:t>2026-06-20</w:t>
+      <w:t>2026-06-21</w:t>
       <w:br/>
       <w:br/>
     </w:r>

--- a/klagomål/A 24591-2026 FSC-klagomål.docx
+++ b/klagomål/A 24591-2026 FSC-klagomål.docx
@@ -1098,7 +1098,7 @@
     <w:r>
       <w:tab/>
       <w:tab/>
-      <w:t>2026-06-21</w:t>
+      <w:t>2026-06-22</w:t>
       <w:br/>
       <w:br/>
     </w:r>

--- a/klagomål/A 24591-2026 FSC-klagomål.docx
+++ b/klagomål/A 24591-2026 FSC-klagomål.docx
@@ -1098,7 +1098,7 @@
     <w:r>
       <w:tab/>
       <w:tab/>
-      <w:t>2026-06-22</w:t>
+      <w:t>2026-06-23</w:t>
       <w:br/>
       <w:br/>
     </w:r>

--- a/klagomål/A 24591-2026 FSC-klagomål.docx
+++ b/klagomål/A 24591-2026 FSC-klagomål.docx
@@ -1098,7 +1098,7 @@
     <w:r>
       <w:tab/>
       <w:tab/>
-      <w:t>2026-06-23</w:t>
+      <w:t>2026-06-24</w:t>
       <w:br/>
       <w:br/>
     </w:r>

--- a/klagomål/A 24591-2026 FSC-klagomål.docx
+++ b/klagomål/A 24591-2026 FSC-klagomål.docx
@@ -1098,7 +1098,7 @@
     <w:r>
       <w:tab/>
       <w:tab/>
-      <w:t>2026-06-24</w:t>
+      <w:t>2026-06-25</w:t>
       <w:br/>
       <w:br/>
     </w:r>

--- a/klagomål/A 24591-2026 FSC-klagomål.docx
+++ b/klagomål/A 24591-2026 FSC-klagomål.docx
@@ -1098,7 +1098,7 @@
     <w:r>
       <w:tab/>
       <w:tab/>
-      <w:t>2026-06-25</w:t>
+      <w:t>2026-06-26</w:t>
       <w:br/>
       <w:br/>
     </w:r>

--- a/klagomål/A 24591-2026 FSC-klagomål.docx
+++ b/klagomål/A 24591-2026 FSC-klagomål.docx
@@ -1098,7 +1098,7 @@
     <w:r>
       <w:tab/>
       <w:tab/>
-      <w:t>2026-06-26</w:t>
+      <w:t>2026-06-27</w:t>
       <w:br/>
       <w:br/>
     </w:r>

--- a/klagomål/A 24591-2026 FSC-klagomål.docx
+++ b/klagomål/A 24591-2026 FSC-klagomål.docx
@@ -1098,7 +1098,7 @@
     <w:r>
       <w:tab/>
       <w:tab/>
-      <w:t>2026-06-27</w:t>
+      <w:t>2026-06-28</w:t>
       <w:br/>
       <w:br/>
     </w:r>

--- a/klagomål/A 24591-2026 FSC-klagomål.docx
+++ b/klagomål/A 24591-2026 FSC-klagomål.docx
@@ -1098,7 +1098,7 @@
     <w:r>
       <w:tab/>
       <w:tab/>
-      <w:t>2026-06-28</w:t>
+      <w:t>2026-06-29</w:t>
       <w:br/>
       <w:br/>
     </w:r>

--- a/klagomål/A 24591-2026 FSC-klagomål.docx
+++ b/klagomål/A 24591-2026 FSC-klagomål.docx
@@ -1098,7 +1098,7 @@
     <w:r>
       <w:tab/>
       <w:tab/>
-      <w:t>2026-06-29</w:t>
+      <w:t>2026-06-30</w:t>
       <w:br/>
       <w:br/>
     </w:r>

--- a/klagomål/A 24591-2026 FSC-klagomål.docx
+++ b/klagomål/A 24591-2026 FSC-klagomål.docx
@@ -1098,7 +1098,7 @@
     <w:r>
       <w:tab/>
       <w:tab/>
-      <w:t>2026-06-30</w:t>
+      <w:t>2026-07-01</w:t>
       <w:br/>
       <w:br/>
     </w:r>

--- a/klagomål/A 24591-2026 FSC-klagomål.docx
+++ b/klagomål/A 24591-2026 FSC-klagomål.docx
@@ -1098,7 +1098,7 @@
     <w:r>
       <w:tab/>
       <w:tab/>
-      <w:t>2026-07-01</w:t>
+      <w:t>2026-07-02</w:t>
       <w:br/>
       <w:br/>
     </w:r>

--- a/klagomål/A 24591-2026 FSC-klagomål.docx
+++ b/klagomål/A 24591-2026 FSC-klagomål.docx
@@ -1098,7 +1098,7 @@
     <w:r>
       <w:tab/>
       <w:tab/>
-      <w:t>2026-07-13</w:t>
+      <w:t>2026-07-14</w:t>
       <w:br/>
       <w:br/>
     </w:r>

--- a/klagomål/A 24591-2026 FSC-klagomål.docx
+++ b/klagomål/A 24591-2026 FSC-klagomål.docx
@@ -1098,7 +1098,7 @@
     <w:r>
       <w:tab/>
       <w:tab/>
-      <w:t>2026-07-14</w:t>
+      <w:t>2026-07-15</w:t>
       <w:br/>
       <w:br/>
     </w:r>

--- a/klagomål/A 24591-2026 FSC-klagomål.docx
+++ b/klagomål/A 24591-2026 FSC-klagomål.docx
@@ -1098,7 +1098,7 @@
     <w:r>
       <w:tab/>
       <w:tab/>
-      <w:t>2026-07-15</w:t>
+      <w:t>2026-07-16</w:t>
       <w:br/>
       <w:br/>
     </w:r>

--- a/klagomål/A 24591-2026 FSC-klagomål.docx
+++ b/klagomål/A 24591-2026 FSC-klagomål.docx
@@ -1098,7 +1098,7 @@
     <w:r>
       <w:tab/>
       <w:tab/>
-      <w:t>2026-07-16</w:t>
+      <w:t>2026-07-17</w:t>
       <w:br/>
       <w:br/>
     </w:r>

--- a/klagomål/A 24591-2026 FSC-klagomål.docx
+++ b/klagomål/A 24591-2026 FSC-klagomål.docx
@@ -1098,7 +1098,7 @@
     <w:r>
       <w:tab/>
       <w:tab/>
-      <w:t>2026-07-17</w:t>
+      <w:t>2026-07-18</w:t>
       <w:br/>
       <w:br/>
     </w:r>

--- a/klagomål/A 24591-2026 FSC-klagomål.docx
+++ b/klagomål/A 24591-2026 FSC-klagomål.docx
@@ -1098,7 +1098,7 @@
     <w:r>
       <w:tab/>
       <w:tab/>
-      <w:t>2026-07-18</w:t>
+      <w:t>2026-07-19</w:t>
       <w:br/>
       <w:br/>
     </w:r>

--- a/klagomål/A 24591-2026 FSC-klagomål.docx
+++ b/klagomål/A 24591-2026 FSC-klagomål.docx
@@ -1098,7 +1098,7 @@
     <w:r>
       <w:tab/>
       <w:tab/>
-      <w:t>2026-07-19</w:t>
+      <w:t>2026-07-20</w:t>
       <w:br/>
       <w:br/>
     </w:r>

--- a/klagomål/A 24591-2026 FSC-klagomål.docx
+++ b/klagomål/A 24591-2026 FSC-klagomål.docx
@@ -1098,7 +1098,7 @@
     <w:r>
       <w:tab/>
       <w:tab/>
-      <w:t>2026-07-20</w:t>
+      <w:t>2026-07-21</w:t>
       <w:br/>
       <w:br/>
     </w:r>

--- a/klagomål/A 24591-2026 FSC-klagomål.docx
+++ b/klagomål/A 24591-2026 FSC-klagomål.docx
@@ -1098,7 +1098,7 @@
     <w:r>
       <w:tab/>
       <w:tab/>
-      <w:t>2026-07-21</w:t>
+      <w:t>2026-07-22</w:t>
       <w:br/>
       <w:br/>
     </w:r>

--- a/klagomål/A 24591-2026 FSC-klagomål.docx
+++ b/klagomål/A 24591-2026 FSC-klagomål.docx
@@ -1098,7 +1098,7 @@
     <w:r>
       <w:tab/>
       <w:tab/>
-      <w:t>2026-07-22</w:t>
+      <w:t>2026-07-23</w:t>
       <w:br/>
       <w:br/>
     </w:r>

--- a/klagomål/A 24591-2026 FSC-klagomål.docx
+++ b/klagomål/A 24591-2026 FSC-klagomål.docx
@@ -1098,7 +1098,7 @@
     <w:r>
       <w:tab/>
       <w:tab/>
-      <w:t>2026-07-23</w:t>
+      <w:t>2026-07-24</w:t>
       <w:br/>
       <w:br/>
     </w:r>

--- a/klagomål/A 24591-2026 FSC-klagomål.docx
+++ b/klagomål/A 24591-2026 FSC-klagomål.docx
@@ -1098,7 +1098,7 @@
     <w:r>
       <w:tab/>
       <w:tab/>
-      <w:t>2026-07-24</w:t>
+      <w:t>2026-07-25</w:t>
       <w:br/>
       <w:br/>
     </w:r>

--- a/klagomål/A 24591-2026 FSC-klagomål.docx
+++ b/klagomål/A 24591-2026 FSC-klagomål.docx
@@ -1098,7 +1098,7 @@
     <w:r>
       <w:tab/>
       <w:tab/>
-      <w:t>2026-07-25</w:t>
+      <w:t>2026-07-26</w:t>
       <w:br/>
       <w:br/>
     </w:r>

--- a/klagomål/A 24591-2026 FSC-klagomål.docx
+++ b/klagomål/A 24591-2026 FSC-klagomål.docx
@@ -1098,7 +1098,7 @@
     <w:r>
       <w:tab/>
       <w:tab/>
-      <w:t>2026-07-26</w:t>
+      <w:t>2026-07-27</w:t>
       <w:br/>
       <w:br/>
     </w:r>

--- a/klagomål/A 24591-2026 FSC-klagomål.docx
+++ b/klagomål/A 24591-2026 FSC-klagomål.docx
@@ -1098,7 +1098,7 @@
     <w:r>
       <w:tab/>
       <w:tab/>
-      <w:t>2026-07-27</w:t>
+      <w:t>2026-07-28</w:t>
       <w:br/>
       <w:br/>
     </w:r>

--- a/klagomål/A 24591-2026 FSC-klagomål.docx
+++ b/klagomål/A 24591-2026 FSC-klagomål.docx
@@ -1098,7 +1098,7 @@
     <w:r>
       <w:tab/>
       <w:tab/>
-      <w:t>2026-07-28</w:t>
+      <w:t>2026-07-29</w:t>
       <w:br/>
       <w:br/>
     </w:r>

--- a/klagomål/A 24591-2026 FSC-klagomål.docx
+++ b/klagomål/A 24591-2026 FSC-klagomål.docx
@@ -1098,7 +1098,7 @@
     <w:r>
       <w:tab/>
       <w:tab/>
-      <w:t>2026-07-29</w:t>
+      <w:t>2026-07-30</w:t>
       <w:br/>
       <w:br/>
     </w:r>

--- a/klagomål/A 24591-2026 FSC-klagomål.docx
+++ b/klagomål/A 24591-2026 FSC-klagomål.docx
@@ -1098,7 +1098,7 @@
     <w:r>
       <w:tab/>
       <w:tab/>
-      <w:t>2026-07-30</w:t>
+      <w:t>2026-07-31</w:t>
       <w:br/>
       <w:br/>
     </w:r>

--- a/klagomål/A 24591-2026 FSC-klagomål.docx
+++ b/klagomål/A 24591-2026 FSC-klagomål.docx
@@ -1098,7 +1098,7 @@
     <w:r>
       <w:tab/>
       <w:tab/>
-      <w:t>2026-07-31</w:t>
+      <w:t>2026-08-01</w:t>
       <w:br/>
       <w:br/>
     </w:r>

--- a/klagomål/A 24591-2026 FSC-klagomål.docx
+++ b/klagomål/A 24591-2026 FSC-klagomål.docx
@@ -1098,7 +1098,7 @@
     <w:r>
       <w:tab/>
       <w:tab/>
-      <w:t>2026-08-01</w:t>
+      <w:t>2026-08-02</w:t>
       <w:br/>
       <w:br/>
     </w:r>

--- a/klagomål/A 24591-2026 FSC-klagomål.docx
+++ b/klagomål/A 24591-2026 FSC-klagomål.docx
@@ -1098,7 +1098,7 @@
     <w:r>
       <w:tab/>
       <w:tab/>
-      <w:t>2026-08-02</w:t>
+      <w:t>2026-08-03</w:t>
       <w:br/>
       <w:br/>
     </w:r>

--- a/klagomål/A 24591-2026 FSC-klagomål.docx
+++ b/klagomål/A 24591-2026 FSC-klagomål.docx
@@ -1098,7 +1098,7 @@
     <w:r>
       <w:tab/>
       <w:tab/>
-      <w:t>2026-08-03</w:t>
+      <w:t>2026-08-04</w:t>
       <w:br/>
       <w:br/>
     </w:r>

--- a/klagomål/A 24591-2026 FSC-klagomål.docx
+++ b/klagomål/A 24591-2026 FSC-klagomål.docx
@@ -1098,7 +1098,7 @@
     <w:r>
       <w:tab/>
       <w:tab/>
-      <w:t>2026-08-04</w:t>
+      <w:t>2026-08-05</w:t>
       <w:br/>
       <w:br/>
     </w:r>

--- a/klagomål/A 24591-2026 FSC-klagomål.docx
+++ b/klagomål/A 24591-2026 FSC-klagomål.docx
@@ -1098,7 +1098,7 @@
     <w:r>
       <w:tab/>
       <w:tab/>
-      <w:t>2026-08-05</w:t>
+      <w:t>2026-08-07</w:t>
       <w:br/>
       <w:br/>
     </w:r>

--- a/klagomål/A 24591-2026 FSC-klagomål.docx
+++ b/klagomål/A 24591-2026 FSC-klagomål.docx
@@ -1098,7 +1098,7 @@
     <w:r>
       <w:tab/>
       <w:tab/>
-      <w:t>2026-08-07</w:t>
+      <w:t>2026-08-08</w:t>
       <w:br/>
       <w:br/>
     </w:r>

--- a/klagomål/A 24591-2026 FSC-klagomål.docx
+++ b/klagomål/A 24591-2026 FSC-klagomål.docx
@@ -216,7 +216,7 @@
         <w:spacing w:after="240"/>
       </w:pPr>
       <w:r>
-        <w:t>Figur 1. Fyndplatser för naturvårdsarter i och inom 20 meter från avverkningsanmälan. Markörer utan svart kant är placerade på fyndplatsen. Markörer med svart kant är placerade vid sidan av fyndplatsen har ett svart streck som visar fyndplatsens exakta position. Kartans mittpunktskoordinat är N 6949936, E 481833 i SWEREF 99 TM.</w:t>
+        <w:t>Figur 1. Fyndplatser för naturvårdsarter i och inom 20 meter från avverkningsanmälan. Markörer utan svart kant är placerade på fyndplatsen. Markörer med svart kant är placerade vid sidan av fyndplatsen och har ett svart streck som visar fyndplatsens exakta position. Kartans mittpunktskoordinat är N 6949936, E 481833 i SWEREF 99 TM.</w:t>
       </w:r>
     </w:p>
     <w:p>
@@ -1098,7 +1098,7 @@
     <w:r>
       <w:tab/>
       <w:tab/>
-      <w:t>2026-08-14</w:t>
+      <w:t>2026-08-15</w:t>
       <w:br/>
       <w:br/>
     </w:r>

--- a/klagomål/A 24591-2026 FSC-klagomål.docx
+++ b/klagomål/A 24591-2026 FSC-klagomål.docx
@@ -1098,7 +1098,7 @@
     <w:r>
       <w:tab/>
       <w:tab/>
-      <w:t>2026-08-15</w:t>
+      <w:t>2026-08-16</w:t>
       <w:br/>
       <w:br/>
     </w:r>

--- a/klagomål/A 24591-2026 FSC-klagomål.docx
+++ b/klagomål/A 24591-2026 FSC-klagomål.docx
@@ -1098,7 +1098,7 @@
     <w:r>
       <w:tab/>
       <w:tab/>
-      <w:t>2026-08-16</w:t>
+      <w:t>2026-08-17</w:t>
       <w:br/>
       <w:br/>
     </w:r>

--- a/klagomål/A 24591-2026 FSC-klagomål.docx
+++ b/klagomål/A 24591-2026 FSC-klagomål.docx
@@ -1098,7 +1098,7 @@
     <w:r>
       <w:tab/>
       <w:tab/>
-      <w:t>2026-08-17</w:t>
+      <w:t>2026-08-18</w:t>
       <w:br/>
       <w:br/>
     </w:r>

--- a/klagomål/A 24591-2026 FSC-klagomål.docx
+++ b/klagomål/A 24591-2026 FSC-klagomål.docx
@@ -1098,7 +1098,7 @@
     <w:r>
       <w:tab/>
       <w:tab/>
-      <w:t>2026-08-18</w:t>
+      <w:t>2026-08-19</w:t>
       <w:br/>
       <w:br/>
     </w:r>

--- a/klagomål/A 24591-2026 FSC-klagomål.docx
+++ b/klagomål/A 24591-2026 FSC-klagomål.docx
@@ -1098,7 +1098,7 @@
     <w:r>
       <w:tab/>
       <w:tab/>
-      <w:t>2026-08-19</w:t>
+      <w:t>2026-08-20</w:t>
       <w:br/>
       <w:br/>
     </w:r>

--- a/klagomål/A 24591-2026 FSC-klagomål.docx
+++ b/klagomål/A 24591-2026 FSC-klagomål.docx
@@ -1098,7 +1098,7 @@
     <w:r>
       <w:tab/>
       <w:tab/>
-      <w:t>2026-08-20</w:t>
+      <w:t>2026-08-21</w:t>
       <w:br/>
       <w:br/>
     </w:r>

--- a/klagomål/A 24591-2026 FSC-klagomål.docx
+++ b/klagomål/A 24591-2026 FSC-klagomål.docx
@@ -1098,7 +1098,7 @@
     <w:r>
       <w:tab/>
       <w:tab/>
-      <w:t>2026-08-21</w:t>
+      <w:t>2026-08-22</w:t>
       <w:br/>
       <w:br/>
     </w:r>

--- a/klagomål/A 24591-2026 FSC-klagomål.docx
+++ b/klagomål/A 24591-2026 FSC-klagomål.docx
@@ -1098,7 +1098,7 @@
     <w:r>
       <w:tab/>
       <w:tab/>
-      <w:t>2026-08-22</w:t>
+      <w:t>2026-08-23</w:t>
       <w:br/>
       <w:br/>
     </w:r>

--- a/klagomål/A 24591-2026 FSC-klagomål.docx
+++ b/klagomål/A 24591-2026 FSC-klagomål.docx
@@ -1098,7 +1098,7 @@
     <w:r>
       <w:tab/>
       <w:tab/>
-      <w:t>2026-08-23</w:t>
+      <w:t>2026-08-24</w:t>
       <w:br/>
       <w:br/>
     </w:r>

--- a/klagomål/A 24591-2026 FSC-klagomål.docx
+++ b/klagomål/A 24591-2026 FSC-klagomål.docx
@@ -1098,7 +1098,7 @@
     <w:r>
       <w:tab/>
       <w:tab/>
-      <w:t>2026-08-24</w:t>
+      <w:t>2026-08-25</w:t>
       <w:br/>
       <w:br/>
     </w:r>

--- a/klagomål/A 24591-2026 FSC-klagomål.docx
+++ b/klagomål/A 24591-2026 FSC-klagomål.docx
@@ -1098,7 +1098,7 @@
     <w:r>
       <w:tab/>
       <w:tab/>
-      <w:t>2026-08-25</w:t>
+      <w:t>2026-08-26</w:t>
       <w:br/>
       <w:br/>
     </w:r>

--- a/klagomål/A 24591-2026 FSC-klagomål.docx
+++ b/klagomål/A 24591-2026 FSC-klagomål.docx
@@ -1098,7 +1098,7 @@
     <w:r>
       <w:tab/>
       <w:tab/>
-      <w:t>2026-08-26</w:t>
+      <w:t>2026-08-27</w:t>
       <w:br/>
       <w:br/>
     </w:r>

--- a/klagomål/A 24591-2026 FSC-klagomål.docx
+++ b/klagomål/A 24591-2026 FSC-klagomål.docx
@@ -1098,7 +1098,7 @@
     <w:r>
       <w:tab/>
       <w:tab/>
-      <w:t>2026-08-27</w:t>
+      <w:t>2026-08-28</w:t>
       <w:br/>
       <w:br/>
     </w:r>

--- a/klagomål/A 24591-2026 FSC-klagomål.docx
+++ b/klagomål/A 24591-2026 FSC-klagomål.docx
@@ -1098,7 +1098,7 @@
     <w:r>
       <w:tab/>
       <w:tab/>
-      <w:t>2026-08-28</w:t>
+      <w:t>2026-08-29</w:t>
       <w:br/>
       <w:br/>
     </w:r>

--- a/klagomål/A 24591-2026 FSC-klagomål.docx
+++ b/klagomål/A 24591-2026 FSC-klagomål.docx
@@ -1098,7 +1098,7 @@
     <w:r>
       <w:tab/>
       <w:tab/>
-      <w:t>2026-08-29</w:t>
+      <w:t>2026-08-31</w:t>
       <w:br/>
       <w:br/>
     </w:r>

--- a/klagomål/A 24591-2026 FSC-klagomål.docx
+++ b/klagomål/A 24591-2026 FSC-klagomål.docx
@@ -1098,7 +1098,7 @@
     <w:r>
       <w:tab/>
       <w:tab/>
-      <w:t>2026-08-31</w:t>
+      <w:t>2026-09-01</w:t>
       <w:br/>
       <w:br/>
     </w:r>

--- a/klagomål/A 24591-2026 FSC-klagomål.docx
+++ b/klagomål/A 24591-2026 FSC-klagomål.docx
@@ -1098,7 +1098,7 @@
     <w:r>
       <w:tab/>
       <w:tab/>
-      <w:t>2026-09-01</w:t>
+      <w:t>2026-09-02</w:t>
       <w:br/>
       <w:br/>
     </w:r>

--- a/klagomål/A 24591-2026 FSC-klagomål.docx
+++ b/klagomål/A 24591-2026 FSC-klagomål.docx
@@ -1098,7 +1098,7 @@
     <w:r>
       <w:tab/>
       <w:tab/>
-      <w:t>2026-09-02</w:t>
+      <w:t>2026-09-03</w:t>
       <w:br/>
       <w:br/>
     </w:r>

--- a/klagomål/A 24591-2026 FSC-klagomål.docx
+++ b/klagomål/A 24591-2026 FSC-klagomål.docx
@@ -1098,7 +1098,7 @@
     <w:r>
       <w:tab/>
       <w:tab/>
-      <w:t>2026-09-03</w:t>
+      <w:t>2026-09-04</w:t>
       <w:br/>
       <w:br/>
     </w:r>

--- a/klagomål/A 24591-2026 FSC-klagomål.docx
+++ b/klagomål/A 24591-2026 FSC-klagomål.docx
@@ -1098,7 +1098,7 @@
     <w:r>
       <w:tab/>
       <w:tab/>
-      <w:t>2026-09-04</w:t>
+      <w:t>2026-09-05</w:t>
       <w:br/>
       <w:br/>
     </w:r>

--- a/klagomål/A 24591-2026 FSC-klagomål.docx
+++ b/klagomål/A 24591-2026 FSC-klagomål.docx
@@ -1098,7 +1098,7 @@
     <w:r>
       <w:tab/>
       <w:tab/>
-      <w:t>2026-09-05</w:t>
+      <w:t>2026-09-06</w:t>
       <w:br/>
       <w:br/>
     </w:r>

--- a/klagomål/A 24591-2026 FSC-klagomål.docx
+++ b/klagomål/A 24591-2026 FSC-klagomål.docx
@@ -1098,7 +1098,7 @@
     <w:r>
       <w:tab/>
       <w:tab/>
-      <w:t>2026-09-06</w:t>
+      <w:t>2026-09-07</w:t>
       <w:br/>
       <w:br/>
     </w:r>

--- a/klagomål/A 24591-2026 FSC-klagomål.docx
+++ b/klagomål/A 24591-2026 FSC-klagomål.docx
@@ -1098,7 +1098,7 @@
     <w:r>
       <w:tab/>
       <w:tab/>
-      <w:t>2026-09-07</w:t>
+      <w:t>2026-09-08</w:t>
       <w:br/>
       <w:br/>
     </w:r>

--- a/klagomål/A 24591-2026 FSC-klagomål.docx
+++ b/klagomål/A 24591-2026 FSC-klagomål.docx
@@ -1098,7 +1098,7 @@
     <w:r>
       <w:tab/>
       <w:tab/>
-      <w:t>2026-09-08</w:t>
+      <w:t>2026-09-09</w:t>
       <w:br/>
       <w:br/>
     </w:r>

--- a/klagomål/A 24591-2026 FSC-klagomål.docx
+++ b/klagomål/A 24591-2026 FSC-klagomål.docx
@@ -1098,7 +1098,7 @@
     <w:r>
       <w:tab/>
       <w:tab/>
-      <w:t>2026-09-09</w:t>
+      <w:t>2026-09-10</w:t>
       <w:br/>
       <w:br/>
     </w:r>

--- a/klagomål/A 24591-2026 FSC-klagomål.docx
+++ b/klagomål/A 24591-2026 FSC-klagomål.docx
@@ -1098,7 +1098,7 @@
     <w:r>
       <w:tab/>
       <w:tab/>
-      <w:t>2026-09-10</w:t>
+      <w:t>2026-09-11</w:t>
       <w:br/>
       <w:br/>
     </w:r>

--- a/klagomål/A 24591-2026 FSC-klagomål.docx
+++ b/klagomål/A 24591-2026 FSC-klagomål.docx
@@ -1098,7 +1098,7 @@
     <w:r>
       <w:tab/>
       <w:tab/>
-      <w:t>2026-09-11</w:t>
+      <w:t>2026-09-12</w:t>
       <w:br/>
       <w:br/>
     </w:r>

--- a/klagomål/A 24591-2026 FSC-klagomål.docx
+++ b/klagomål/A 24591-2026 FSC-klagomål.docx
@@ -1098,7 +1098,7 @@
     <w:r>
       <w:tab/>
       <w:tab/>
-      <w:t>2026-09-12</w:t>
+      <w:t>2026-09-13</w:t>
       <w:br/>
       <w:br/>
     </w:r>
